--- a/Boyer_Harrington_2019/1-s2.0-S0047248418301799-mmc1.docx
+++ b/Boyer_Harrington_2019/1-s2.0-S0047248418301799-mmc1.docx
@@ -242,7 +242,6 @@
                 <w:szCs w:val="20"/>
               </w:rPr>
             </w:pPr>
-            <w:proofErr w:type="spellStart"/>
             <w:r>
               <w:rPr>
                 <w:rFonts w:ascii="Times New Roman" w:eastAsia="Times New Roman" w:hAnsi="Times New Roman" w:cs="Times New Roman"/>
@@ -252,7 +251,6 @@
               </w:rPr>
               <w:t>Euarchonta</w:t>
             </w:r>
-            <w:proofErr w:type="spellEnd"/>
           </w:p>
         </w:tc>
         <w:tc>
@@ -367,7 +365,6 @@
                 <w:szCs w:val="20"/>
               </w:rPr>
             </w:pPr>
-            <w:proofErr w:type="spellStart"/>
             <w:r>
               <w:rPr>
                 <w:rFonts w:ascii="Times New Roman" w:eastAsia="Times New Roman" w:hAnsi="Times New Roman" w:cs="Times New Roman"/>
@@ -377,7 +374,6 @@
               </w:rPr>
               <w:t>Euarchonta</w:t>
             </w:r>
-            <w:proofErr w:type="spellEnd"/>
           </w:p>
         </w:tc>
         <w:tc>
@@ -519,27 +515,7 @@
                 <w:sz w:val="20"/>
                 <w:szCs w:val="20"/>
               </w:rPr>
-              <w:t xml:space="preserve">=26, </w:t>
-            </w:r>
-            <w:proofErr w:type="spellStart"/>
-            <w:r>
-              <w:rPr>
-                <w:rFonts w:ascii="Times New Roman" w:eastAsia="Times New Roman" w:hAnsi="Times New Roman" w:cs="Times New Roman"/>
-                <w:color w:val="000000"/>
-                <w:sz w:val="20"/>
-                <w:szCs w:val="20"/>
-              </w:rPr>
-              <w:t>df</w:t>
-            </w:r>
-            <w:proofErr w:type="spellEnd"/>
-            <w:r>
-              <w:rPr>
-                <w:rFonts w:ascii="Times New Roman" w:eastAsia="Times New Roman" w:hAnsi="Times New Roman" w:cs="Times New Roman"/>
-                <w:color w:val="000000"/>
-                <w:sz w:val="20"/>
-                <w:szCs w:val="20"/>
-              </w:rPr>
-              <w:t>=23</w:t>
+              <w:t>=26, df=23</w:t>
             </w:r>
           </w:p>
         </w:tc>
@@ -583,27 +559,7 @@
                 <w:sz w:val="20"/>
                 <w:szCs w:val="20"/>
               </w:rPr>
-              <w:t xml:space="preserve">=19, </w:t>
-            </w:r>
-            <w:proofErr w:type="spellStart"/>
-            <w:r>
-              <w:rPr>
-                <w:rFonts w:ascii="Times New Roman" w:eastAsia="Times New Roman" w:hAnsi="Times New Roman" w:cs="Times New Roman"/>
-                <w:color w:val="000000"/>
-                <w:sz w:val="20"/>
-                <w:szCs w:val="20"/>
-              </w:rPr>
-              <w:t>df</w:t>
-            </w:r>
-            <w:proofErr w:type="spellEnd"/>
-            <w:r>
-              <w:rPr>
-                <w:rFonts w:ascii="Times New Roman" w:eastAsia="Times New Roman" w:hAnsi="Times New Roman" w:cs="Times New Roman"/>
-                <w:color w:val="000000"/>
-                <w:sz w:val="20"/>
-                <w:szCs w:val="20"/>
-              </w:rPr>
-              <w:t>=16</w:t>
+              <w:t>=19, df=16</w:t>
             </w:r>
           </w:p>
         </w:tc>
@@ -647,27 +603,7 @@
                 <w:sz w:val="20"/>
                 <w:szCs w:val="20"/>
               </w:rPr>
-              <w:t xml:space="preserve">=7, </w:t>
-            </w:r>
-            <w:proofErr w:type="spellStart"/>
-            <w:r>
-              <w:rPr>
-                <w:rFonts w:ascii="Times New Roman" w:eastAsia="Times New Roman" w:hAnsi="Times New Roman" w:cs="Times New Roman"/>
-                <w:color w:val="000000"/>
-                <w:sz w:val="20"/>
-                <w:szCs w:val="20"/>
-              </w:rPr>
-              <w:t>df</w:t>
-            </w:r>
-            <w:proofErr w:type="spellEnd"/>
-            <w:r>
-              <w:rPr>
-                <w:rFonts w:ascii="Times New Roman" w:eastAsia="Times New Roman" w:hAnsi="Times New Roman" w:cs="Times New Roman"/>
-                <w:color w:val="000000"/>
-                <w:sz w:val="20"/>
-                <w:szCs w:val="20"/>
-              </w:rPr>
-              <w:t>=4</w:t>
+              <w:t>=7, df=4</w:t>
             </w:r>
           </w:p>
         </w:tc>
@@ -711,27 +647,7 @@
                 <w:sz w:val="20"/>
                 <w:szCs w:val="20"/>
               </w:rPr>
-              <w:t xml:space="preserve">=26, </w:t>
-            </w:r>
-            <w:proofErr w:type="spellStart"/>
-            <w:r>
-              <w:rPr>
-                <w:rFonts w:ascii="Times New Roman" w:eastAsia="Times New Roman" w:hAnsi="Times New Roman" w:cs="Times New Roman"/>
-                <w:color w:val="000000"/>
-                <w:sz w:val="20"/>
-                <w:szCs w:val="20"/>
-              </w:rPr>
-              <w:t>df</w:t>
-            </w:r>
-            <w:proofErr w:type="spellEnd"/>
-            <w:r>
-              <w:rPr>
-                <w:rFonts w:ascii="Times New Roman" w:eastAsia="Times New Roman" w:hAnsi="Times New Roman" w:cs="Times New Roman"/>
-                <w:color w:val="000000"/>
-                <w:sz w:val="20"/>
-                <w:szCs w:val="20"/>
-              </w:rPr>
-              <w:t>=23</w:t>
+              <w:t>=26, df=23</w:t>
             </w:r>
           </w:p>
         </w:tc>
@@ -775,27 +691,7 @@
                 <w:sz w:val="20"/>
                 <w:szCs w:val="20"/>
               </w:rPr>
-              <w:t xml:space="preserve">=19, </w:t>
-            </w:r>
-            <w:proofErr w:type="spellStart"/>
-            <w:r>
-              <w:rPr>
-                <w:rFonts w:ascii="Times New Roman" w:eastAsia="Times New Roman" w:hAnsi="Times New Roman" w:cs="Times New Roman"/>
-                <w:color w:val="000000"/>
-                <w:sz w:val="20"/>
-                <w:szCs w:val="20"/>
-              </w:rPr>
-              <w:t>df</w:t>
-            </w:r>
-            <w:proofErr w:type="spellEnd"/>
-            <w:r>
-              <w:rPr>
-                <w:rFonts w:ascii="Times New Roman" w:eastAsia="Times New Roman" w:hAnsi="Times New Roman" w:cs="Times New Roman"/>
-                <w:color w:val="000000"/>
-                <w:sz w:val="20"/>
-                <w:szCs w:val="20"/>
-              </w:rPr>
-              <w:t>=16</w:t>
+              <w:t>=19, df=16</w:t>
             </w:r>
           </w:p>
         </w:tc>
@@ -839,27 +735,7 @@
                 <w:sz w:val="20"/>
                 <w:szCs w:val="20"/>
               </w:rPr>
-              <w:t xml:space="preserve">=7, </w:t>
-            </w:r>
-            <w:proofErr w:type="spellStart"/>
-            <w:r>
-              <w:rPr>
-                <w:rFonts w:ascii="Times New Roman" w:eastAsia="Times New Roman" w:hAnsi="Times New Roman" w:cs="Times New Roman"/>
-                <w:color w:val="000000"/>
-                <w:sz w:val="20"/>
-                <w:szCs w:val="20"/>
-              </w:rPr>
-              <w:t>df</w:t>
-            </w:r>
-            <w:proofErr w:type="spellEnd"/>
-            <w:r>
-              <w:rPr>
-                <w:rFonts w:ascii="Times New Roman" w:eastAsia="Times New Roman" w:hAnsi="Times New Roman" w:cs="Times New Roman"/>
-                <w:color w:val="000000"/>
-                <w:sz w:val="20"/>
-                <w:szCs w:val="20"/>
-              </w:rPr>
-              <w:t>=4</w:t>
+              <w:t>=7, df=4</w:t>
             </w:r>
           </w:p>
         </w:tc>
@@ -1521,21 +1397,8 @@
                 <w:sz w:val="20"/>
                 <w:szCs w:val="20"/>
               </w:rPr>
-              <w:t xml:space="preserve">QICA </w:t>
-            </w:r>
-            <w:proofErr w:type="spellStart"/>
-            <w:r>
-              <w:rPr>
-                <w:rFonts w:ascii="Times New Roman" w:eastAsia="Times New Roman" w:hAnsi="Times New Roman" w:cs="Times New Roman"/>
-                <w:b/>
-                <w:bCs/>
-                <w:color w:val="000000"/>
-                <w:sz w:val="20"/>
-                <w:szCs w:val="20"/>
-              </w:rPr>
-              <w:t>coeff</w:t>
-            </w:r>
-            <w:proofErr w:type="spellEnd"/>
+              <w:t>QICA coeff</w:t>
+            </w:r>
           </w:p>
         </w:tc>
         <w:tc>
@@ -2571,21 +2434,8 @@
                 <w:sz w:val="20"/>
                 <w:szCs w:val="20"/>
               </w:rPr>
-              <w:t xml:space="preserve">QVA </w:t>
-            </w:r>
-            <w:proofErr w:type="spellStart"/>
-            <w:r>
-              <w:rPr>
-                <w:rFonts w:ascii="Times New Roman" w:eastAsia="Times New Roman" w:hAnsi="Times New Roman" w:cs="Times New Roman"/>
-                <w:b/>
-                <w:bCs/>
-                <w:color w:val="000000"/>
-                <w:sz w:val="20"/>
-                <w:szCs w:val="20"/>
-              </w:rPr>
-              <w:t>coeff</w:t>
-            </w:r>
-            <w:proofErr w:type="spellEnd"/>
+              <w:t>QVA coeff</w:t>
+            </w:r>
           </w:p>
         </w:tc>
         <w:tc>
@@ -4725,43 +4575,7 @@
           <w:sz w:val="20"/>
           <w:szCs w:val="20"/>
         </w:rPr>
-        <w:t xml:space="preserve">.  This table’s results are to be compared with those in table 3 of Boyer and Harrington (2018). ICA+VA refer to taxa that rely on both the internal carotid arteries and vertebral arteries for blood supply to the brain; these include </w:t>
-      </w:r>
-      <w:proofErr w:type="spellStart"/>
-      <w:r>
-        <w:rPr>
-          <w:rFonts w:ascii="Times New Roman" w:hAnsi="Times New Roman" w:cs="Times New Roman"/>
-          <w:sz w:val="20"/>
-          <w:szCs w:val="20"/>
-        </w:rPr>
-        <w:t>haplorhine</w:t>
-      </w:r>
-      <w:proofErr w:type="spellEnd"/>
-      <w:r>
-        <w:rPr>
-          <w:rFonts w:ascii="Times New Roman" w:hAnsi="Times New Roman" w:cs="Times New Roman"/>
-          <w:sz w:val="20"/>
-          <w:szCs w:val="20"/>
-        </w:rPr>
-        <w:t xml:space="preserve"> primates and </w:t>
-      </w:r>
-      <w:proofErr w:type="spellStart"/>
-      <w:r>
-        <w:rPr>
-          <w:rFonts w:ascii="Times New Roman" w:hAnsi="Times New Roman" w:cs="Times New Roman"/>
-          <w:sz w:val="20"/>
-          <w:szCs w:val="20"/>
-        </w:rPr>
-        <w:t>treeshrews</w:t>
-      </w:r>
-      <w:proofErr w:type="spellEnd"/>
-      <w:r>
-        <w:rPr>
-          <w:rFonts w:ascii="Times New Roman" w:hAnsi="Times New Roman" w:cs="Times New Roman"/>
-          <w:sz w:val="20"/>
-          <w:szCs w:val="20"/>
-        </w:rPr>
-        <w:t>. VA only refers to taxa that rely on only the vertebral arteries for blood supply to the brain; these include non-cheirogaleid lemuriforms. Refer to Boyer and Harrington (2018) for full taxon list. ML = maximum likelihood estimate.</w:t>
+        <w:t>.  This table’s results are to be compared with those in table 3 of Boyer and Harrington (2018). ICA+VA refer to taxa that rely on both the internal carotid arteries and vertebral arteries for blood supply to the brain; these include haplorhine primates and treeshrews. VA only refers to taxa that rely on only the vertebral arteries for blood supply to the brain; these include non-cheirogaleid lemuriforms. Refer to Boyer and Harrington (2018) for full taxon list. ML = maximum likelihood estimate.</w:t>
       </w:r>
     </w:p>
     <w:p>
@@ -5076,7 +4890,6 @@
                 <w:szCs w:val="16"/>
               </w:rPr>
             </w:pPr>
-            <w:proofErr w:type="spellStart"/>
             <w:r>
               <w:rPr>
                 <w:rFonts w:ascii="Times New Roman" w:eastAsia="Times New Roman" w:hAnsi="Times New Roman" w:cs="Times New Roman"/>
@@ -5086,7 +4899,6 @@
               </w:rPr>
               <w:t>Euarchonta</w:t>
             </w:r>
-            <w:proofErr w:type="spellEnd"/>
           </w:p>
         </w:tc>
         <w:tc>
@@ -5214,7 +5026,6 @@
                 <w:szCs w:val="16"/>
               </w:rPr>
             </w:pPr>
-            <w:proofErr w:type="spellStart"/>
             <w:r>
               <w:rPr>
                 <w:rFonts w:ascii="Times New Roman" w:eastAsia="Times New Roman" w:hAnsi="Times New Roman" w:cs="Times New Roman"/>
@@ -5224,7 +5035,6 @@
               </w:rPr>
               <w:t>Euarchonta</w:t>
             </w:r>
-            <w:proofErr w:type="spellEnd"/>
           </w:p>
         </w:tc>
         <w:tc>
@@ -5400,72 +5210,85 @@
                 <w:sz w:val="16"/>
                 <w:szCs w:val="16"/>
               </w:rPr>
-              <w:t xml:space="preserve">=34, </w:t>
-            </w:r>
-            <w:proofErr w:type="spellStart"/>
-            <w:r>
+              <w:t xml:space="preserve">=34, df=31 </w:t>
+            </w:r>
+          </w:p>
+        </w:tc>
+        <w:tc>
+          <w:tcPr>
+            <w:tcW w:w="1041" w:type="dxa"/>
+            <w:tcBorders>
+              <w:top w:val="single" w:sz="4" w:space="0" w:color="auto"/>
+              <w:left w:val="nil"/>
+              <w:bottom w:val="single" w:sz="4" w:space="0" w:color="auto"/>
+              <w:right w:val="nil"/>
+            </w:tcBorders>
+            <w:noWrap/>
+            <w:vAlign w:val="center"/>
+          </w:tcPr>
+          <w:p>
+            <w:pPr>
+              <w:spacing w:after="0" w:line="240" w:lineRule="auto"/>
               <w:rPr>
                 <w:rFonts w:ascii="Times New Roman" w:eastAsia="Times New Roman" w:hAnsi="Times New Roman" w:cs="Times New Roman"/>
                 <w:color w:val="000000"/>
                 <w:sz w:val="16"/>
                 <w:szCs w:val="16"/>
               </w:rPr>
-              <w:t>df</w:t>
-            </w:r>
-            <w:proofErr w:type="spellEnd"/>
-            <w:r>
-              <w:rPr>
-                <w:rFonts w:ascii="Times New Roman" w:eastAsia="Times New Roman" w:hAnsi="Times New Roman" w:cs="Times New Roman"/>
+            </w:pPr>
+            <w:r>
+              <w:rPr>
+                <w:rFonts w:ascii="Times New Roman" w:eastAsia="Times New Roman" w:hAnsi="Times New Roman" w:cs="Times New Roman"/>
+                <w:i/>
                 <w:color w:val="000000"/>
                 <w:sz w:val="16"/>
                 <w:szCs w:val="16"/>
               </w:rPr>
-              <w:t xml:space="preserve">=31 </w:t>
-            </w:r>
-          </w:p>
-        </w:tc>
-        <w:tc>
-          <w:tcPr>
-            <w:tcW w:w="1041" w:type="dxa"/>
-            <w:tcBorders>
-              <w:top w:val="single" w:sz="4" w:space="0" w:color="auto"/>
-              <w:left w:val="nil"/>
-              <w:bottom w:val="single" w:sz="4" w:space="0" w:color="auto"/>
-              <w:right w:val="nil"/>
-            </w:tcBorders>
-            <w:noWrap/>
-            <w:vAlign w:val="center"/>
-          </w:tcPr>
-          <w:p>
-            <w:pPr>
-              <w:spacing w:after="0" w:line="240" w:lineRule="auto"/>
+              <w:t>n</w:t>
+            </w:r>
+            <w:r>
               <w:rPr>
                 <w:rFonts w:ascii="Times New Roman" w:eastAsia="Times New Roman" w:hAnsi="Times New Roman" w:cs="Times New Roman"/>
                 <w:color w:val="000000"/>
                 <w:sz w:val="16"/>
                 <w:szCs w:val="16"/>
               </w:rPr>
-            </w:pPr>
-            <w:r>
-              <w:rPr>
-                <w:rFonts w:ascii="Times New Roman" w:eastAsia="Times New Roman" w:hAnsi="Times New Roman" w:cs="Times New Roman"/>
-                <w:i/>
+              <w:t>=19, df=16</w:t>
+            </w:r>
+          </w:p>
+        </w:tc>
+        <w:tc>
+          <w:tcPr>
+            <w:tcW w:w="1041" w:type="dxa"/>
+            <w:tcBorders>
+              <w:top w:val="single" w:sz="4" w:space="0" w:color="auto"/>
+              <w:left w:val="nil"/>
+              <w:bottom w:val="single" w:sz="4" w:space="0" w:color="auto"/>
+              <w:right w:val="nil"/>
+            </w:tcBorders>
+            <w:noWrap/>
+            <w:vAlign w:val="center"/>
+          </w:tcPr>
+          <w:p>
+            <w:pPr>
+              <w:spacing w:after="0" w:line="240" w:lineRule="auto"/>
+              <w:rPr>
+                <w:rFonts w:ascii="Times New Roman" w:eastAsia="Times New Roman" w:hAnsi="Times New Roman" w:cs="Times New Roman"/>
                 <w:color w:val="000000"/>
                 <w:sz w:val="16"/>
                 <w:szCs w:val="16"/>
               </w:rPr>
-              <w:t>n</w:t>
-            </w:r>
-            <w:r>
-              <w:rPr>
-                <w:rFonts w:ascii="Times New Roman" w:eastAsia="Times New Roman" w:hAnsi="Times New Roman" w:cs="Times New Roman"/>
+            </w:pPr>
+            <w:r>
+              <w:rPr>
+                <w:rFonts w:ascii="Times New Roman" w:eastAsia="Times New Roman" w:hAnsi="Times New Roman" w:cs="Times New Roman"/>
+                <w:i/>
                 <w:color w:val="000000"/>
                 <w:sz w:val="16"/>
                 <w:szCs w:val="16"/>
               </w:rPr>
-              <w:t xml:space="preserve">=19, </w:t>
-            </w:r>
-            <w:proofErr w:type="spellStart"/>
+              <w:t>n</w:t>
+            </w:r>
             <w:r>
               <w:rPr>
                 <w:rFonts w:ascii="Times New Roman" w:eastAsia="Times New Roman" w:hAnsi="Times New Roman" w:cs="Times New Roman"/>
@@ -5473,72 +5296,83 @@
                 <w:sz w:val="16"/>
                 <w:szCs w:val="16"/>
               </w:rPr>
-              <w:t>df</w:t>
-            </w:r>
-            <w:proofErr w:type="spellEnd"/>
-            <w:r>
+              <w:t>=7, df=4</w:t>
+            </w:r>
+          </w:p>
+        </w:tc>
+        <w:tc>
+          <w:tcPr>
+            <w:tcW w:w="1041" w:type="dxa"/>
+            <w:tcBorders>
+              <w:top w:val="single" w:sz="4" w:space="0" w:color="auto"/>
+              <w:left w:val="nil"/>
+              <w:bottom w:val="single" w:sz="4" w:space="0" w:color="auto"/>
+              <w:right w:val="nil"/>
+            </w:tcBorders>
+            <w:vAlign w:val="center"/>
+          </w:tcPr>
+          <w:p>
+            <w:pPr>
+              <w:spacing w:after="0" w:line="240" w:lineRule="auto"/>
               <w:rPr>
                 <w:rFonts w:ascii="Times New Roman" w:eastAsia="Times New Roman" w:hAnsi="Times New Roman" w:cs="Times New Roman"/>
                 <w:color w:val="000000"/>
                 <w:sz w:val="16"/>
                 <w:szCs w:val="16"/>
               </w:rPr>
-              <w:t>=16</w:t>
-            </w:r>
-          </w:p>
-        </w:tc>
-        <w:tc>
-          <w:tcPr>
-            <w:tcW w:w="1041" w:type="dxa"/>
-            <w:tcBorders>
-              <w:top w:val="single" w:sz="4" w:space="0" w:color="auto"/>
-              <w:left w:val="nil"/>
-              <w:bottom w:val="single" w:sz="4" w:space="0" w:color="auto"/>
-              <w:right w:val="nil"/>
-            </w:tcBorders>
-            <w:noWrap/>
-            <w:vAlign w:val="center"/>
-          </w:tcPr>
-          <w:p>
-            <w:pPr>
-              <w:spacing w:after="0" w:line="240" w:lineRule="auto"/>
-              <w:rPr>
-                <w:rFonts w:ascii="Times New Roman" w:eastAsia="Times New Roman" w:hAnsi="Times New Roman" w:cs="Times New Roman"/>
+            </w:pPr>
+            <w:r>
+              <w:rPr>
+                <w:rFonts w:ascii="Times New Roman" w:eastAsia="Times New Roman" w:hAnsi="Times New Roman" w:cs="Times New Roman"/>
+                <w:i/>
                 <w:color w:val="000000"/>
                 <w:sz w:val="16"/>
                 <w:szCs w:val="16"/>
               </w:rPr>
-            </w:pPr>
-            <w:r>
-              <w:rPr>
-                <w:rFonts w:ascii="Times New Roman" w:eastAsia="Times New Roman" w:hAnsi="Times New Roman" w:cs="Times New Roman"/>
-                <w:i/>
+              <w:t>n</w:t>
+            </w:r>
+            <w:r>
+              <w:rPr>
+                <w:rFonts w:ascii="Times New Roman" w:eastAsia="Times New Roman" w:hAnsi="Times New Roman" w:cs="Times New Roman"/>
                 <w:color w:val="000000"/>
                 <w:sz w:val="16"/>
                 <w:szCs w:val="16"/>
               </w:rPr>
-              <w:t>n</w:t>
-            </w:r>
-            <w:r>
+              <w:t>=8, df=5</w:t>
+            </w:r>
+          </w:p>
+        </w:tc>
+        <w:tc>
+          <w:tcPr>
+            <w:tcW w:w="1041" w:type="dxa"/>
+            <w:tcBorders>
+              <w:top w:val="single" w:sz="4" w:space="0" w:color="auto"/>
+              <w:left w:val="nil"/>
+              <w:bottom w:val="single" w:sz="4" w:space="0" w:color="auto"/>
+              <w:right w:val="nil"/>
+            </w:tcBorders>
+            <w:vAlign w:val="center"/>
+          </w:tcPr>
+          <w:p>
+            <w:pPr>
+              <w:spacing w:after="0" w:line="240" w:lineRule="auto"/>
               <w:rPr>
                 <w:rFonts w:ascii="Times New Roman" w:eastAsia="Times New Roman" w:hAnsi="Times New Roman" w:cs="Times New Roman"/>
                 <w:color w:val="000000"/>
                 <w:sz w:val="16"/>
                 <w:szCs w:val="16"/>
               </w:rPr>
-              <w:t xml:space="preserve">=7, </w:t>
-            </w:r>
-            <w:proofErr w:type="spellStart"/>
-            <w:r>
-              <w:rPr>
-                <w:rFonts w:ascii="Times New Roman" w:eastAsia="Times New Roman" w:hAnsi="Times New Roman" w:cs="Times New Roman"/>
+            </w:pPr>
+            <w:r>
+              <w:rPr>
+                <w:rFonts w:ascii="Times New Roman" w:eastAsia="Times New Roman" w:hAnsi="Times New Roman" w:cs="Times New Roman"/>
+                <w:i/>
                 <w:color w:val="000000"/>
                 <w:sz w:val="16"/>
                 <w:szCs w:val="16"/>
               </w:rPr>
-              <w:t>df</w:t>
-            </w:r>
-            <w:proofErr w:type="spellEnd"/>
+              <w:t>n</w:t>
+            </w:r>
             <w:r>
               <w:rPr>
                 <w:rFonts w:ascii="Times New Roman" w:eastAsia="Times New Roman" w:hAnsi="Times New Roman" w:cs="Times New Roman"/>
@@ -5546,7 +5380,7 @@
                 <w:sz w:val="16"/>
                 <w:szCs w:val="16"/>
               </w:rPr>
-              <w:t>=4</w:t>
+              <w:t>=34, df=31</w:t>
             </w:r>
           </w:p>
         </w:tc>
@@ -5559,6 +5393,7 @@
               <w:bottom w:val="single" w:sz="4" w:space="0" w:color="auto"/>
               <w:right w:val="nil"/>
             </w:tcBorders>
+            <w:noWrap/>
             <w:vAlign w:val="center"/>
           </w:tcPr>
           <w:p>
@@ -5588,71 +5423,85 @@
                 <w:sz w:val="16"/>
                 <w:szCs w:val="16"/>
               </w:rPr>
-              <w:t xml:space="preserve">=8, </w:t>
-            </w:r>
-            <w:proofErr w:type="spellStart"/>
-            <w:r>
+              <w:t>=19, df=16</w:t>
+            </w:r>
+          </w:p>
+        </w:tc>
+        <w:tc>
+          <w:tcPr>
+            <w:tcW w:w="1041" w:type="dxa"/>
+            <w:tcBorders>
+              <w:top w:val="single" w:sz="4" w:space="0" w:color="auto"/>
+              <w:left w:val="nil"/>
+              <w:bottom w:val="single" w:sz="4" w:space="0" w:color="auto"/>
+              <w:right w:val="nil"/>
+            </w:tcBorders>
+            <w:noWrap/>
+            <w:vAlign w:val="center"/>
+          </w:tcPr>
+          <w:p>
+            <w:pPr>
+              <w:spacing w:after="0" w:line="240" w:lineRule="auto"/>
               <w:rPr>
                 <w:rFonts w:ascii="Times New Roman" w:eastAsia="Times New Roman" w:hAnsi="Times New Roman" w:cs="Times New Roman"/>
                 <w:color w:val="000000"/>
                 <w:sz w:val="16"/>
                 <w:szCs w:val="16"/>
               </w:rPr>
-              <w:t>df</w:t>
-            </w:r>
-            <w:proofErr w:type="spellEnd"/>
-            <w:r>
-              <w:rPr>
-                <w:rFonts w:ascii="Times New Roman" w:eastAsia="Times New Roman" w:hAnsi="Times New Roman" w:cs="Times New Roman"/>
+            </w:pPr>
+            <w:r>
+              <w:rPr>
+                <w:rFonts w:ascii="Times New Roman" w:eastAsia="Times New Roman" w:hAnsi="Times New Roman" w:cs="Times New Roman"/>
+                <w:i/>
                 <w:color w:val="000000"/>
                 <w:sz w:val="16"/>
                 <w:szCs w:val="16"/>
               </w:rPr>
-              <w:t>=5</w:t>
-            </w:r>
-          </w:p>
-        </w:tc>
-        <w:tc>
-          <w:tcPr>
-            <w:tcW w:w="1041" w:type="dxa"/>
-            <w:tcBorders>
-              <w:top w:val="single" w:sz="4" w:space="0" w:color="auto"/>
-              <w:left w:val="nil"/>
-              <w:bottom w:val="single" w:sz="4" w:space="0" w:color="auto"/>
-              <w:right w:val="nil"/>
-            </w:tcBorders>
-            <w:vAlign w:val="center"/>
-          </w:tcPr>
-          <w:p>
-            <w:pPr>
-              <w:spacing w:after="0" w:line="240" w:lineRule="auto"/>
+              <w:t>n</w:t>
+            </w:r>
+            <w:r>
               <w:rPr>
                 <w:rFonts w:ascii="Times New Roman" w:eastAsia="Times New Roman" w:hAnsi="Times New Roman" w:cs="Times New Roman"/>
                 <w:color w:val="000000"/>
                 <w:sz w:val="16"/>
                 <w:szCs w:val="16"/>
               </w:rPr>
-            </w:pPr>
-            <w:r>
-              <w:rPr>
-                <w:rFonts w:ascii="Times New Roman" w:eastAsia="Times New Roman" w:hAnsi="Times New Roman" w:cs="Times New Roman"/>
-                <w:i/>
+              <w:t>=7, df=4</w:t>
+            </w:r>
+          </w:p>
+        </w:tc>
+        <w:tc>
+          <w:tcPr>
+            <w:tcW w:w="1041" w:type="dxa"/>
+            <w:tcBorders>
+              <w:top w:val="single" w:sz="4" w:space="0" w:color="auto"/>
+              <w:left w:val="nil"/>
+              <w:bottom w:val="single" w:sz="4" w:space="0" w:color="auto"/>
+              <w:right w:val="nil"/>
+            </w:tcBorders>
+            <w:noWrap/>
+            <w:vAlign w:val="center"/>
+          </w:tcPr>
+          <w:p>
+            <w:pPr>
+              <w:spacing w:after="0" w:line="240" w:lineRule="auto"/>
+              <w:rPr>
+                <w:rFonts w:ascii="Times New Roman" w:eastAsia="Times New Roman" w:hAnsi="Times New Roman" w:cs="Times New Roman"/>
                 <w:color w:val="000000"/>
                 <w:sz w:val="16"/>
                 <w:szCs w:val="16"/>
               </w:rPr>
-              <w:t>n</w:t>
-            </w:r>
-            <w:r>
-              <w:rPr>
-                <w:rFonts w:ascii="Times New Roman" w:eastAsia="Times New Roman" w:hAnsi="Times New Roman" w:cs="Times New Roman"/>
+            </w:pPr>
+            <w:r>
+              <w:rPr>
+                <w:rFonts w:ascii="Times New Roman" w:eastAsia="Times New Roman" w:hAnsi="Times New Roman" w:cs="Times New Roman"/>
+                <w:i/>
                 <w:color w:val="000000"/>
                 <w:sz w:val="16"/>
                 <w:szCs w:val="16"/>
               </w:rPr>
-              <w:t xml:space="preserve">=34, </w:t>
-            </w:r>
-            <w:proofErr w:type="spellStart"/>
+              <w:t>n</w:t>
+            </w:r>
             <w:r>
               <w:rPr>
                 <w:rFonts w:ascii="Times New Roman" w:eastAsia="Times New Roman" w:hAnsi="Times New Roman" w:cs="Times New Roman"/>
@@ -5660,206 +5509,7 @@
                 <w:sz w:val="16"/>
                 <w:szCs w:val="16"/>
               </w:rPr>
-              <w:t>df</w:t>
-            </w:r>
-            <w:proofErr w:type="spellEnd"/>
-            <w:r>
-              <w:rPr>
-                <w:rFonts w:ascii="Times New Roman" w:eastAsia="Times New Roman" w:hAnsi="Times New Roman" w:cs="Times New Roman"/>
-                <w:color w:val="000000"/>
-                <w:sz w:val="16"/>
-                <w:szCs w:val="16"/>
-              </w:rPr>
-              <w:t>=31</w:t>
-            </w:r>
-          </w:p>
-        </w:tc>
-        <w:tc>
-          <w:tcPr>
-            <w:tcW w:w="1041" w:type="dxa"/>
-            <w:tcBorders>
-              <w:top w:val="single" w:sz="4" w:space="0" w:color="auto"/>
-              <w:left w:val="nil"/>
-              <w:bottom w:val="single" w:sz="4" w:space="0" w:color="auto"/>
-              <w:right w:val="nil"/>
-            </w:tcBorders>
-            <w:noWrap/>
-            <w:vAlign w:val="center"/>
-          </w:tcPr>
-          <w:p>
-            <w:pPr>
-              <w:spacing w:after="0" w:line="240" w:lineRule="auto"/>
-              <w:rPr>
-                <w:rFonts w:ascii="Times New Roman" w:eastAsia="Times New Roman" w:hAnsi="Times New Roman" w:cs="Times New Roman"/>
-                <w:color w:val="000000"/>
-                <w:sz w:val="16"/>
-                <w:szCs w:val="16"/>
-              </w:rPr>
-            </w:pPr>
-            <w:r>
-              <w:rPr>
-                <w:rFonts w:ascii="Times New Roman" w:eastAsia="Times New Roman" w:hAnsi="Times New Roman" w:cs="Times New Roman"/>
-                <w:i/>
-                <w:color w:val="000000"/>
-                <w:sz w:val="16"/>
-                <w:szCs w:val="16"/>
-              </w:rPr>
-              <w:t>n</w:t>
-            </w:r>
-            <w:r>
-              <w:rPr>
-                <w:rFonts w:ascii="Times New Roman" w:eastAsia="Times New Roman" w:hAnsi="Times New Roman" w:cs="Times New Roman"/>
-                <w:color w:val="000000"/>
-                <w:sz w:val="16"/>
-                <w:szCs w:val="16"/>
-              </w:rPr>
-              <w:t xml:space="preserve">=19, </w:t>
-            </w:r>
-            <w:proofErr w:type="spellStart"/>
-            <w:r>
-              <w:rPr>
-                <w:rFonts w:ascii="Times New Roman" w:eastAsia="Times New Roman" w:hAnsi="Times New Roman" w:cs="Times New Roman"/>
-                <w:color w:val="000000"/>
-                <w:sz w:val="16"/>
-                <w:szCs w:val="16"/>
-              </w:rPr>
-              <w:t>df</w:t>
-            </w:r>
-            <w:proofErr w:type="spellEnd"/>
-            <w:r>
-              <w:rPr>
-                <w:rFonts w:ascii="Times New Roman" w:eastAsia="Times New Roman" w:hAnsi="Times New Roman" w:cs="Times New Roman"/>
-                <w:color w:val="000000"/>
-                <w:sz w:val="16"/>
-                <w:szCs w:val="16"/>
-              </w:rPr>
-              <w:t>=16</w:t>
-            </w:r>
-          </w:p>
-        </w:tc>
-        <w:tc>
-          <w:tcPr>
-            <w:tcW w:w="1041" w:type="dxa"/>
-            <w:tcBorders>
-              <w:top w:val="single" w:sz="4" w:space="0" w:color="auto"/>
-              <w:left w:val="nil"/>
-              <w:bottom w:val="single" w:sz="4" w:space="0" w:color="auto"/>
-              <w:right w:val="nil"/>
-            </w:tcBorders>
-            <w:noWrap/>
-            <w:vAlign w:val="center"/>
-          </w:tcPr>
-          <w:p>
-            <w:pPr>
-              <w:spacing w:after="0" w:line="240" w:lineRule="auto"/>
-              <w:rPr>
-                <w:rFonts w:ascii="Times New Roman" w:eastAsia="Times New Roman" w:hAnsi="Times New Roman" w:cs="Times New Roman"/>
-                <w:color w:val="000000"/>
-                <w:sz w:val="16"/>
-                <w:szCs w:val="16"/>
-              </w:rPr>
-            </w:pPr>
-            <w:r>
-              <w:rPr>
-                <w:rFonts w:ascii="Times New Roman" w:eastAsia="Times New Roman" w:hAnsi="Times New Roman" w:cs="Times New Roman"/>
-                <w:i/>
-                <w:color w:val="000000"/>
-                <w:sz w:val="16"/>
-                <w:szCs w:val="16"/>
-              </w:rPr>
-              <w:t>n</w:t>
-            </w:r>
-            <w:r>
-              <w:rPr>
-                <w:rFonts w:ascii="Times New Roman" w:eastAsia="Times New Roman" w:hAnsi="Times New Roman" w:cs="Times New Roman"/>
-                <w:color w:val="000000"/>
-                <w:sz w:val="16"/>
-                <w:szCs w:val="16"/>
-              </w:rPr>
-              <w:t xml:space="preserve">=7, </w:t>
-            </w:r>
-            <w:proofErr w:type="spellStart"/>
-            <w:r>
-              <w:rPr>
-                <w:rFonts w:ascii="Times New Roman" w:eastAsia="Times New Roman" w:hAnsi="Times New Roman" w:cs="Times New Roman"/>
-                <w:color w:val="000000"/>
-                <w:sz w:val="16"/>
-                <w:szCs w:val="16"/>
-              </w:rPr>
-              <w:t>df</w:t>
-            </w:r>
-            <w:proofErr w:type="spellEnd"/>
-            <w:r>
-              <w:rPr>
-                <w:rFonts w:ascii="Times New Roman" w:eastAsia="Times New Roman" w:hAnsi="Times New Roman" w:cs="Times New Roman"/>
-                <w:color w:val="000000"/>
-                <w:sz w:val="16"/>
-                <w:szCs w:val="16"/>
-              </w:rPr>
-              <w:t>=4</w:t>
-            </w:r>
-          </w:p>
-        </w:tc>
-        <w:tc>
-          <w:tcPr>
-            <w:tcW w:w="1041" w:type="dxa"/>
-            <w:tcBorders>
-              <w:top w:val="single" w:sz="4" w:space="0" w:color="auto"/>
-              <w:left w:val="nil"/>
-              <w:bottom w:val="single" w:sz="4" w:space="0" w:color="auto"/>
-              <w:right w:val="nil"/>
-            </w:tcBorders>
-            <w:noWrap/>
-            <w:vAlign w:val="center"/>
-          </w:tcPr>
-          <w:p>
-            <w:pPr>
-              <w:spacing w:after="0" w:line="240" w:lineRule="auto"/>
-              <w:rPr>
-                <w:rFonts w:ascii="Times New Roman" w:eastAsia="Times New Roman" w:hAnsi="Times New Roman" w:cs="Times New Roman"/>
-                <w:color w:val="000000"/>
-                <w:sz w:val="16"/>
-                <w:szCs w:val="16"/>
-              </w:rPr>
-            </w:pPr>
-            <w:r>
-              <w:rPr>
-                <w:rFonts w:ascii="Times New Roman" w:eastAsia="Times New Roman" w:hAnsi="Times New Roman" w:cs="Times New Roman"/>
-                <w:i/>
-                <w:color w:val="000000"/>
-                <w:sz w:val="16"/>
-                <w:szCs w:val="16"/>
-              </w:rPr>
-              <w:t>n</w:t>
-            </w:r>
-            <w:r>
-              <w:rPr>
-                <w:rFonts w:ascii="Times New Roman" w:eastAsia="Times New Roman" w:hAnsi="Times New Roman" w:cs="Times New Roman"/>
-                <w:color w:val="000000"/>
-                <w:sz w:val="16"/>
-                <w:szCs w:val="16"/>
-              </w:rPr>
-              <w:t xml:space="preserve">=8, </w:t>
-            </w:r>
-            <w:proofErr w:type="spellStart"/>
-            <w:r>
-              <w:rPr>
-                <w:rFonts w:ascii="Times New Roman" w:eastAsia="Times New Roman" w:hAnsi="Times New Roman" w:cs="Times New Roman"/>
-                <w:color w:val="000000"/>
-                <w:sz w:val="16"/>
-                <w:szCs w:val="16"/>
-              </w:rPr>
-              <w:t>df</w:t>
-            </w:r>
-            <w:proofErr w:type="spellEnd"/>
-            <w:r>
-              <w:rPr>
-                <w:rFonts w:ascii="Times New Roman" w:eastAsia="Times New Roman" w:hAnsi="Times New Roman" w:cs="Times New Roman"/>
-                <w:color w:val="000000"/>
-                <w:sz w:val="16"/>
-                <w:szCs w:val="16"/>
-              </w:rPr>
-              <w:t>=5</w:t>
+              <w:t>=8, df=5</w:t>
             </w:r>
           </w:p>
         </w:tc>
@@ -6417,21 +6067,8 @@
                 <w:sz w:val="16"/>
                 <w:szCs w:val="16"/>
               </w:rPr>
-              <w:t xml:space="preserve">Brain mass </w:t>
-            </w:r>
-            <w:proofErr w:type="spellStart"/>
-            <w:r>
-              <w:rPr>
-                <w:rFonts w:ascii="Times New Roman" w:eastAsia="Times New Roman" w:hAnsi="Times New Roman" w:cs="Times New Roman"/>
-                <w:b/>
-                <w:bCs/>
-                <w:color w:val="000000"/>
-                <w:sz w:val="16"/>
-                <w:szCs w:val="16"/>
-              </w:rPr>
-              <w:t>coeff</w:t>
-            </w:r>
-            <w:proofErr w:type="spellEnd"/>
+              <w:t>Brain mass coeff</w:t>
+            </w:r>
           </w:p>
         </w:tc>
         <w:tc>
@@ -7337,21 +6974,8 @@
                 <w:sz w:val="16"/>
                 <w:szCs w:val="16"/>
               </w:rPr>
-              <w:t xml:space="preserve">Body mass </w:t>
-            </w:r>
-            <w:proofErr w:type="spellStart"/>
-            <w:r>
-              <w:rPr>
-                <w:rFonts w:ascii="Times New Roman" w:eastAsia="Times New Roman" w:hAnsi="Times New Roman" w:cs="Times New Roman"/>
-                <w:b/>
-                <w:bCs/>
-                <w:color w:val="000000"/>
-                <w:sz w:val="16"/>
-                <w:szCs w:val="16"/>
-              </w:rPr>
-              <w:t>coeff</w:t>
-            </w:r>
-            <w:proofErr w:type="spellEnd"/>
+              <w:t>Body mass coeff</w:t>
+            </w:r>
           </w:p>
         </w:tc>
         <w:tc>
@@ -9373,27 +8997,7 @@
                 <w:sz w:val="20"/>
                 <w:szCs w:val="20"/>
               </w:rPr>
-              <w:t>BGU (</w:t>
-            </w:r>
-            <w:proofErr w:type="spellStart"/>
-            <w:r>
-              <w:rPr>
-                <w:rFonts w:ascii="Times New Roman" w:eastAsia="Times New Roman" w:hAnsi="Times New Roman" w:cs="Times New Roman"/>
-                <w:color w:val="000000"/>
-                <w:sz w:val="20"/>
-                <w:szCs w:val="20"/>
-              </w:rPr>
-              <w:t>umol</w:t>
-            </w:r>
-            <w:proofErr w:type="spellEnd"/>
-            <w:r>
-              <w:rPr>
-                <w:rFonts w:ascii="Times New Roman" w:eastAsia="Times New Roman" w:hAnsi="Times New Roman" w:cs="Times New Roman"/>
-                <w:color w:val="000000"/>
-                <w:sz w:val="20"/>
-                <w:szCs w:val="20"/>
-              </w:rPr>
-              <w:t>/min)</w:t>
+              <w:t>BGU (umol/min)</w:t>
             </w:r>
           </w:p>
         </w:tc>
@@ -10480,7 +10084,6 @@
               </w:rPr>
               <w:t xml:space="preserve">Papio </w:t>
             </w:r>
-            <w:proofErr w:type="spellStart"/>
             <w:r>
               <w:rPr>
                 <w:rFonts w:ascii="Times New Roman" w:eastAsia="Times New Roman" w:hAnsi="Times New Roman" w:cs="Times New Roman"/>
@@ -10501,7 +10104,6 @@
               </w:rPr>
               <w:t>nubis</w:t>
             </w:r>
-            <w:proofErr w:type="spellEnd"/>
           </w:p>
         </w:tc>
         <w:tc>
@@ -11454,25 +11056,7 @@
                 <w:sz w:val="20"/>
                 <w:szCs w:val="20"/>
               </w:rPr>
-              <w:t>ln (</w:t>
-            </w:r>
-            <w:proofErr w:type="spellStart"/>
-            <w:r>
-              <w:rPr>
-                <w:rFonts w:ascii="Times New Roman" w:hAnsi="Times New Roman" w:cs="Times New Roman"/>
-                <w:sz w:val="20"/>
-                <w:szCs w:val="20"/>
-              </w:rPr>
-              <w:t>Neur</w:t>
-            </w:r>
-            <w:proofErr w:type="spellEnd"/>
-            <w:r>
-              <w:rPr>
-                <w:rFonts w:ascii="Times New Roman" w:hAnsi="Times New Roman" w:cs="Times New Roman"/>
-                <w:sz w:val="20"/>
-                <w:szCs w:val="20"/>
-              </w:rPr>
-              <w:t>)</w:t>
+              <w:t>ln (Neur)</w:t>
             </w:r>
           </w:p>
         </w:tc>
@@ -11703,25 +11287,7 @@
           <w:sz w:val="20"/>
           <w:szCs w:val="20"/>
         </w:rPr>
-        <w:t xml:space="preserve"> Multiple regression of brain glucose utilization rate from seven taxa on total predicted blood flow (QTOT), endocranial volume (ECV), and neuron count (</w:t>
-      </w:r>
-      <w:proofErr w:type="spellStart"/>
-      <w:r>
-        <w:rPr>
-          <w:rFonts w:ascii="Times New Roman" w:hAnsi="Times New Roman" w:cs="Times New Roman"/>
-          <w:sz w:val="20"/>
-          <w:szCs w:val="20"/>
-        </w:rPr>
-        <w:t>Neur</w:t>
-      </w:r>
-      <w:proofErr w:type="spellEnd"/>
-      <w:r>
-        <w:rPr>
-          <w:rFonts w:ascii="Times New Roman" w:hAnsi="Times New Roman" w:cs="Times New Roman"/>
-          <w:sz w:val="20"/>
-          <w:szCs w:val="20"/>
-        </w:rPr>
-        <w:t xml:space="preserve">). For the overall regression, </w:t>
+        <w:t xml:space="preserve"> Multiple regression of brain glucose utilization rate from seven taxa on total predicted blood flow (QTOT), endocranial volume (ECV), and neuron count (Neur). For the overall regression, </w:t>
       </w:r>
       <w:r>
         <w:rPr>
@@ -11968,19 +11534,8 @@
                 <w:sz w:val="18"/>
                 <w:szCs w:val="18"/>
               </w:rPr>
-              <w:t xml:space="preserve">Mean </w:t>
-            </w:r>
-            <w:proofErr w:type="spellStart"/>
-            <w:r>
-              <w:rPr>
-                <w:rFonts w:ascii="Times New Roman" w:eastAsia="Times New Roman" w:hAnsi="Times New Roman" w:cs="Times New Roman"/>
-                <w:color w:val="000000"/>
-                <w:sz w:val="18"/>
-                <w:szCs w:val="18"/>
-              </w:rPr>
-              <w:t>pBGU</w:t>
-            </w:r>
-            <w:proofErr w:type="spellEnd"/>
+              <w:t>Mean pBGU</w:t>
+            </w:r>
           </w:p>
           <w:p>
             <w:pPr>
@@ -12039,50 +11594,28 @@
                 <w:sz w:val="18"/>
                 <w:szCs w:val="18"/>
               </w:rPr>
-              <w:t xml:space="preserve">95% </w:t>
-            </w:r>
-            <w:proofErr w:type="spellStart"/>
-            <w:r>
+              <w:t>95% CrI</w:t>
+            </w:r>
+          </w:p>
+          <w:p>
+            <w:pPr>
+              <w:spacing w:after="0" w:line="240" w:lineRule="auto"/>
+              <w:jc w:val="center"/>
               <w:rPr>
                 <w:rFonts w:ascii="Times New Roman" w:eastAsia="Times New Roman" w:hAnsi="Times New Roman" w:cs="Times New Roman"/>
                 <w:color w:val="000000"/>
                 <w:sz w:val="18"/>
                 <w:szCs w:val="18"/>
               </w:rPr>
-              <w:t>CrI</w:t>
-            </w:r>
-            <w:proofErr w:type="spellEnd"/>
-          </w:p>
-          <w:p>
-            <w:pPr>
-              <w:spacing w:after="0" w:line="240" w:lineRule="auto"/>
-              <w:jc w:val="center"/>
+            </w:pPr>
+            <w:r>
               <w:rPr>
                 <w:rFonts w:ascii="Times New Roman" w:eastAsia="Times New Roman" w:hAnsi="Times New Roman" w:cs="Times New Roman"/>
                 <w:color w:val="000000"/>
                 <w:sz w:val="18"/>
                 <w:szCs w:val="18"/>
               </w:rPr>
-            </w:pPr>
-            <w:proofErr w:type="spellStart"/>
-            <w:r>
-              <w:rPr>
-                <w:rFonts w:ascii="Times New Roman" w:eastAsia="Times New Roman" w:hAnsi="Times New Roman" w:cs="Times New Roman"/>
-                <w:color w:val="000000"/>
-                <w:sz w:val="18"/>
-                <w:szCs w:val="18"/>
-              </w:rPr>
-              <w:t>pBGU</w:t>
-            </w:r>
-            <w:proofErr w:type="spellEnd"/>
-            <w:r>
-              <w:rPr>
-                <w:rFonts w:ascii="Times New Roman" w:eastAsia="Times New Roman" w:hAnsi="Times New Roman" w:cs="Times New Roman"/>
-                <w:color w:val="000000"/>
-                <w:sz w:val="18"/>
-                <w:szCs w:val="18"/>
-              </w:rPr>
-              <w:t xml:space="preserve"> (kcal/day)</w:t>
+              <w:t>pBGU (kcal/day)</w:t>
             </w:r>
           </w:p>
         </w:tc>
@@ -12121,27 +11654,7 @@
                 <w:sz w:val="18"/>
                 <w:szCs w:val="18"/>
               </w:rPr>
-              <w:t>(</w:t>
-            </w:r>
-            <w:proofErr w:type="spellStart"/>
-            <w:r>
-              <w:rPr>
-                <w:rFonts w:ascii="Times New Roman" w:eastAsia="Times New Roman" w:hAnsi="Times New Roman" w:cs="Times New Roman"/>
-                <w:color w:val="000000"/>
-                <w:sz w:val="18"/>
-                <w:szCs w:val="18"/>
-              </w:rPr>
-              <w:t>pBGU</w:t>
-            </w:r>
-            <w:proofErr w:type="spellEnd"/>
-            <w:r>
-              <w:rPr>
-                <w:rFonts w:ascii="Times New Roman" w:eastAsia="Times New Roman" w:hAnsi="Times New Roman" w:cs="Times New Roman"/>
-                <w:color w:val="000000"/>
-                <w:sz w:val="18"/>
-                <w:szCs w:val="18"/>
-              </w:rPr>
-              <w:t>/BMR)%</w:t>
+              <w:t>(pBGU/BMR)%</w:t>
             </w:r>
           </w:p>
         </w:tc>
@@ -12180,59 +11693,28 @@
                 <w:sz w:val="18"/>
                 <w:szCs w:val="18"/>
               </w:rPr>
-              <w:t xml:space="preserve">95% </w:t>
-            </w:r>
-            <w:proofErr w:type="spellStart"/>
-            <w:r>
+              <w:t>95% CrI</w:t>
+            </w:r>
+          </w:p>
+          <w:p>
+            <w:pPr>
+              <w:spacing w:after="0" w:line="240" w:lineRule="auto"/>
+              <w:jc w:val="center"/>
               <w:rPr>
                 <w:rFonts w:ascii="Times New Roman" w:eastAsia="Times New Roman" w:hAnsi="Times New Roman" w:cs="Times New Roman"/>
                 <w:color w:val="000000"/>
                 <w:sz w:val="18"/>
                 <w:szCs w:val="18"/>
               </w:rPr>
-              <w:t>CrI</w:t>
-            </w:r>
-            <w:proofErr w:type="spellEnd"/>
-          </w:p>
-          <w:p>
-            <w:pPr>
-              <w:spacing w:after="0" w:line="240" w:lineRule="auto"/>
-              <w:jc w:val="center"/>
+            </w:pPr>
+            <w:r>
               <w:rPr>
                 <w:rFonts w:ascii="Times New Roman" w:eastAsia="Times New Roman" w:hAnsi="Times New Roman" w:cs="Times New Roman"/>
                 <w:color w:val="000000"/>
                 <w:sz w:val="18"/>
                 <w:szCs w:val="18"/>
               </w:rPr>
-            </w:pPr>
-            <w:r>
-              <w:rPr>
-                <w:rFonts w:ascii="Times New Roman" w:eastAsia="Times New Roman" w:hAnsi="Times New Roman" w:cs="Times New Roman"/>
-                <w:color w:val="000000"/>
-                <w:sz w:val="18"/>
-                <w:szCs w:val="18"/>
-              </w:rPr>
-              <w:t>(</w:t>
-            </w:r>
-            <w:proofErr w:type="spellStart"/>
-            <w:r>
-              <w:rPr>
-                <w:rFonts w:ascii="Times New Roman" w:eastAsia="Times New Roman" w:hAnsi="Times New Roman" w:cs="Times New Roman"/>
-                <w:color w:val="000000"/>
-                <w:sz w:val="18"/>
-                <w:szCs w:val="18"/>
-              </w:rPr>
-              <w:t>pBGU</w:t>
-            </w:r>
-            <w:proofErr w:type="spellEnd"/>
-            <w:r>
-              <w:rPr>
-                <w:rFonts w:ascii="Times New Roman" w:eastAsia="Times New Roman" w:hAnsi="Times New Roman" w:cs="Times New Roman"/>
-                <w:color w:val="000000"/>
-                <w:sz w:val="18"/>
-                <w:szCs w:val="18"/>
-              </w:rPr>
-              <w:t>/BMR)%</w:t>
+              <w:t>(pBGU/BMR)%</w:t>
             </w:r>
           </w:p>
         </w:tc>
@@ -14354,7 +13836,6 @@
               </w:rPr>
               <w:t xml:space="preserve"> </w:t>
             </w:r>
-            <w:proofErr w:type="spellStart"/>
             <w:r>
               <w:rPr>
                 <w:rFonts w:ascii="Times New Roman" w:hAnsi="Times New Roman" w:cs="Times New Roman"/>
@@ -14365,7 +13846,6 @@
               </w:rPr>
               <w:t>anubis</w:t>
             </w:r>
-            <w:proofErr w:type="spellEnd"/>
           </w:p>
         </w:tc>
         <w:tc>
@@ -14614,7 +14094,6 @@
               </w:rPr>
               <w:t xml:space="preserve"> </w:t>
             </w:r>
-            <w:proofErr w:type="spellStart"/>
             <w:r>
               <w:rPr>
                 <w:rFonts w:ascii="Times New Roman" w:hAnsi="Times New Roman" w:cs="Times New Roman"/>
@@ -14625,7 +14104,6 @@
               </w:rPr>
               <w:t>glis</w:t>
             </w:r>
-            <w:proofErr w:type="spellEnd"/>
           </w:p>
         </w:tc>
         <w:tc>
@@ -14854,7 +14332,6 @@
                 <w:szCs w:val="18"/>
               </w:rPr>
             </w:pPr>
-            <w:proofErr w:type="spellStart"/>
             <w:r>
               <w:rPr>
                 <w:rFonts w:ascii="Times New Roman" w:hAnsi="Times New Roman" w:cs="Times New Roman"/>
@@ -14865,7 +14342,6 @@
               </w:rPr>
               <w:t>Propithecus</w:t>
             </w:r>
-            <w:proofErr w:type="spellEnd"/>
             <w:r>
               <w:rPr>
                 <w:rFonts w:ascii="Times New Roman" w:hAnsi="Times New Roman" w:cs="Times New Roman"/>
@@ -14876,7 +14352,6 @@
               </w:rPr>
               <w:t xml:space="preserve"> </w:t>
             </w:r>
-            <w:proofErr w:type="spellStart"/>
             <w:r>
               <w:rPr>
                 <w:rFonts w:ascii="Times New Roman" w:hAnsi="Times New Roman" w:cs="Times New Roman"/>
@@ -14887,7 +14362,6 @@
               </w:rPr>
               <w:t>verreauxi</w:t>
             </w:r>
-            <w:proofErr w:type="spellEnd"/>
           </w:p>
         </w:tc>
         <w:tc>
@@ -15116,7 +14590,6 @@
                 <w:szCs w:val="18"/>
               </w:rPr>
             </w:pPr>
-            <w:proofErr w:type="spellStart"/>
             <w:r>
               <w:rPr>
                 <w:rFonts w:ascii="Times New Roman" w:hAnsi="Times New Roman" w:cs="Times New Roman"/>
@@ -15127,7 +14600,6 @@
               </w:rPr>
               <w:t>Lepilemur</w:t>
             </w:r>
-            <w:proofErr w:type="spellEnd"/>
             <w:r>
               <w:rPr>
                 <w:rFonts w:ascii="Times New Roman" w:hAnsi="Times New Roman" w:cs="Times New Roman"/>
@@ -15395,7 +14867,6 @@
               </w:rPr>
               <w:t xml:space="preserve"> </w:t>
             </w:r>
-            <w:proofErr w:type="spellStart"/>
             <w:r>
               <w:rPr>
                 <w:rFonts w:ascii="Times New Roman" w:hAnsi="Times New Roman" w:cs="Times New Roman"/>
@@ -15406,7 +14877,6 @@
               </w:rPr>
               <w:t>sciureus</w:t>
             </w:r>
-            <w:proofErr w:type="spellEnd"/>
           </w:p>
         </w:tc>
         <w:tc>
@@ -15655,7 +15125,6 @@
               </w:rPr>
               <w:t xml:space="preserve"> </w:t>
             </w:r>
-            <w:proofErr w:type="spellStart"/>
             <w:r>
               <w:rPr>
                 <w:rFonts w:ascii="Times New Roman" w:hAnsi="Times New Roman" w:cs="Times New Roman"/>
@@ -15666,7 +15135,6 @@
               </w:rPr>
               <w:t>trivirgatus</w:t>
             </w:r>
-            <w:proofErr w:type="spellEnd"/>
           </w:p>
         </w:tc>
         <w:tc>
@@ -16153,7 +15621,6 @@
                 <w:szCs w:val="18"/>
               </w:rPr>
             </w:pPr>
-            <w:proofErr w:type="spellStart"/>
             <w:r>
               <w:rPr>
                 <w:rFonts w:ascii="Times New Roman" w:hAnsi="Times New Roman" w:cs="Times New Roman"/>
@@ -16164,7 +15631,6 @@
               </w:rPr>
               <w:t>Varecia</w:t>
             </w:r>
-            <w:proofErr w:type="spellEnd"/>
             <w:r>
               <w:rPr>
                 <w:rFonts w:ascii="Times New Roman" w:hAnsi="Times New Roman" w:cs="Times New Roman"/>
@@ -16412,7 +15878,6 @@
                 <w:szCs w:val="18"/>
               </w:rPr>
             </w:pPr>
-            <w:proofErr w:type="spellStart"/>
             <w:r>
               <w:rPr>
                 <w:rFonts w:ascii="Times New Roman" w:hAnsi="Times New Roman" w:cs="Times New Roman"/>
@@ -16423,7 +15888,6 @@
               </w:rPr>
               <w:t>Tarsius</w:t>
             </w:r>
-            <w:proofErr w:type="spellEnd"/>
             <w:r>
               <w:rPr>
                 <w:rFonts w:ascii="Times New Roman" w:hAnsi="Times New Roman" w:cs="Times New Roman"/>
@@ -16671,7 +16135,6 @@
                 <w:szCs w:val="18"/>
               </w:rPr>
             </w:pPr>
-            <w:proofErr w:type="spellStart"/>
             <w:r>
               <w:rPr>
                 <w:rFonts w:ascii="Times New Roman" w:hAnsi="Times New Roman" w:cs="Times New Roman"/>
@@ -16682,7 +16145,6 @@
               </w:rPr>
               <w:t>Ptilocercus</w:t>
             </w:r>
-            <w:proofErr w:type="spellEnd"/>
             <w:r>
               <w:rPr>
                 <w:rFonts w:ascii="Times New Roman" w:hAnsi="Times New Roman" w:cs="Times New Roman"/>
@@ -17183,7 +16645,6 @@
                 <w:szCs w:val="18"/>
               </w:rPr>
             </w:pPr>
-            <w:proofErr w:type="spellStart"/>
             <w:r>
               <w:rPr>
                 <w:rFonts w:ascii="Times New Roman" w:hAnsi="Times New Roman" w:cs="Times New Roman"/>
@@ -17194,7 +16655,6 @@
               </w:rPr>
               <w:t>Eulemur</w:t>
             </w:r>
-            <w:proofErr w:type="spellEnd"/>
             <w:r>
               <w:rPr>
                 <w:rFonts w:ascii="Times New Roman" w:hAnsi="Times New Roman" w:cs="Times New Roman"/>
@@ -17481,7 +16941,6 @@
               </w:rPr>
               <w:t xml:space="preserve"> </w:t>
             </w:r>
-            <w:proofErr w:type="spellStart"/>
             <w:r>
               <w:rPr>
                 <w:rFonts w:ascii="Times New Roman" w:hAnsi="Times New Roman" w:cs="Times New Roman"/>
@@ -17492,7 +16951,6 @@
               </w:rPr>
               <w:t>catta</w:t>
             </w:r>
-            <w:proofErr w:type="spellEnd"/>
           </w:p>
         </w:tc>
         <w:tc>
@@ -17717,7 +17175,6 @@
                 <w:szCs w:val="18"/>
               </w:rPr>
             </w:pPr>
-            <w:proofErr w:type="spellStart"/>
             <w:r>
               <w:rPr>
                 <w:rFonts w:ascii="Times New Roman" w:hAnsi="Times New Roman" w:cs="Times New Roman"/>
@@ -17736,18 +17193,7 @@
                 <w:sz w:val="18"/>
                 <w:szCs w:val="18"/>
               </w:rPr>
-              <w:t>ebuella</w:t>
-            </w:r>
-            <w:proofErr w:type="spellEnd"/>
-            <w:r>
-              <w:rPr>
-                <w:rFonts w:ascii="Times New Roman" w:hAnsi="Times New Roman" w:cs="Times New Roman"/>
-                <w:i/>
-                <w:color w:val="000000"/>
-                <w:sz w:val="18"/>
-                <w:szCs w:val="18"/>
-              </w:rPr>
-              <w:t xml:space="preserve"> </w:t>
+              <w:t xml:space="preserve">ebuella </w:t>
             </w:r>
             <w:r>
               <w:rPr>
@@ -18016,25 +17462,7 @@
           <w:sz w:val="20"/>
           <w:szCs w:val="20"/>
         </w:rPr>
-        <w:t>Brain glucose utilization rates (</w:t>
-      </w:r>
-      <w:proofErr w:type="spellStart"/>
-      <w:r>
-        <w:rPr>
-          <w:rFonts w:ascii="Times New Roman" w:hAnsi="Times New Roman" w:cs="Times New Roman"/>
-          <w:sz w:val="20"/>
-          <w:szCs w:val="20"/>
-        </w:rPr>
-        <w:t>pBGU</w:t>
-      </w:r>
-      <w:proofErr w:type="spellEnd"/>
-      <w:r>
-        <w:rPr>
-          <w:rFonts w:ascii="Times New Roman" w:hAnsi="Times New Roman" w:cs="Times New Roman"/>
-          <w:sz w:val="20"/>
-          <w:szCs w:val="20"/>
-        </w:rPr>
-        <w:t xml:space="preserve">) predicted from total </w:t>
+        <w:t xml:space="preserve">Brain glucose utilization rates (pBGU) predicted from total </w:t>
       </w:r>
       <w:r>
         <w:rPr>
@@ -18066,43 +17494,7 @@
           <w:sz w:val="20"/>
           <w:szCs w:val="20"/>
         </w:rPr>
-        <w:t xml:space="preserve"> and endocranial volume. </w:t>
-      </w:r>
-      <w:proofErr w:type="spellStart"/>
-      <w:r>
-        <w:rPr>
-          <w:rFonts w:ascii="Times New Roman" w:hAnsi="Times New Roman" w:cs="Times New Roman"/>
-          <w:sz w:val="20"/>
-          <w:szCs w:val="20"/>
-        </w:rPr>
-        <w:t>CrI</w:t>
-      </w:r>
-      <w:proofErr w:type="spellEnd"/>
-      <w:r>
-        <w:rPr>
-          <w:rFonts w:ascii="Times New Roman" w:hAnsi="Times New Roman" w:cs="Times New Roman"/>
-          <w:sz w:val="20"/>
-          <w:szCs w:val="20"/>
-        </w:rPr>
-        <w:t xml:space="preserve"> = credibility interval. All species </w:t>
-      </w:r>
-      <w:proofErr w:type="spellStart"/>
-      <w:r>
-        <w:rPr>
-          <w:rFonts w:ascii="Times New Roman" w:hAnsi="Times New Roman" w:cs="Times New Roman"/>
-          <w:sz w:val="20"/>
-          <w:szCs w:val="20"/>
-        </w:rPr>
-        <w:t>pBGU</w:t>
-      </w:r>
-      <w:proofErr w:type="spellEnd"/>
-      <w:r>
-        <w:rPr>
-          <w:rFonts w:ascii="Times New Roman" w:hAnsi="Times New Roman" w:cs="Times New Roman"/>
-          <w:sz w:val="20"/>
-          <w:szCs w:val="20"/>
-        </w:rPr>
-        <w:t xml:space="preserve"> values predicted from the seven taxa with known BGU values. </w:t>
+        <w:t xml:space="preserve"> and endocranial volume. CrI = credibility interval. All species pBGU values predicted from the seven taxa with known BGU values. </w:t>
       </w:r>
     </w:p>
     <w:bookmarkEnd w:id="4"/>
@@ -18384,7 +17776,6 @@
                 <w:szCs w:val="20"/>
               </w:rPr>
             </w:pPr>
-            <w:proofErr w:type="spellStart"/>
             <w:r>
               <w:rPr>
                 <w:rFonts w:ascii="Times New Roman" w:eastAsia="Times New Roman" w:hAnsi="Times New Roman" w:cs="Times New Roman"/>
@@ -18404,7 +17795,6 @@
               </w:rPr>
               <w:t>ICA</w:t>
             </w:r>
-            <w:proofErr w:type="spellEnd"/>
           </w:p>
         </w:tc>
         <w:tc>
@@ -18431,7 +17821,6 @@
                 <w:szCs w:val="20"/>
               </w:rPr>
             </w:pPr>
-            <w:proofErr w:type="spellStart"/>
             <w:r>
               <w:rPr>
                 <w:rFonts w:ascii="Times New Roman" w:eastAsia="Times New Roman" w:hAnsi="Times New Roman" w:cs="Times New Roman"/>
@@ -18451,7 +17840,6 @@
               </w:rPr>
               <w:t>VA</w:t>
             </w:r>
-            <w:proofErr w:type="spellEnd"/>
           </w:p>
         </w:tc>
         <w:tc>
@@ -18992,7 +18380,6 @@
               </w:rPr>
               <w:t xml:space="preserve"> </w:t>
             </w:r>
-            <w:proofErr w:type="spellStart"/>
             <w:r>
               <w:rPr>
                 <w:rFonts w:ascii="Times New Roman" w:eastAsia="Times New Roman" w:hAnsi="Times New Roman" w:cs="Times New Roman"/>
@@ -19003,7 +18390,6 @@
               </w:rPr>
               <w:t>trivirgatus</w:t>
             </w:r>
-            <w:proofErr w:type="spellEnd"/>
           </w:p>
         </w:tc>
         <w:tc>
@@ -19350,7 +18736,6 @@
                 <w:szCs w:val="20"/>
               </w:rPr>
             </w:pPr>
-            <w:proofErr w:type="spellStart"/>
             <w:r>
               <w:rPr>
                 <w:rFonts w:ascii="Times New Roman" w:eastAsia="Times New Roman" w:hAnsi="Times New Roman" w:cs="Times New Roman"/>
@@ -19361,7 +18746,6 @@
               </w:rPr>
               <w:t>Archaeolemur</w:t>
             </w:r>
-            <w:proofErr w:type="spellEnd"/>
             <w:r>
               <w:rPr>
                 <w:rFonts w:ascii="Times New Roman" w:eastAsia="Times New Roman" w:hAnsi="Times New Roman" w:cs="Times New Roman"/>
@@ -19372,7 +18756,6 @@
               </w:rPr>
               <w:t xml:space="preserve"> </w:t>
             </w:r>
-            <w:proofErr w:type="spellStart"/>
             <w:r>
               <w:rPr>
                 <w:rFonts w:ascii="Times New Roman" w:eastAsia="Times New Roman" w:hAnsi="Times New Roman" w:cs="Times New Roman"/>
@@ -19383,7 +18766,6 @@
               </w:rPr>
               <w:t>majori</w:t>
             </w:r>
-            <w:proofErr w:type="spellEnd"/>
           </w:p>
         </w:tc>
         <w:tc>
@@ -20482,7 +19864,6 @@
                 <w:szCs w:val="20"/>
               </w:rPr>
             </w:pPr>
-            <w:proofErr w:type="spellStart"/>
             <w:r>
               <w:rPr>
                 <w:rFonts w:ascii="Times New Roman" w:eastAsia="Times New Roman" w:hAnsi="Times New Roman" w:cs="Times New Roman"/>
@@ -20493,7 +19874,6 @@
               </w:rPr>
               <w:t>Babakotia</w:t>
             </w:r>
-            <w:proofErr w:type="spellEnd"/>
             <w:r>
               <w:rPr>
                 <w:rFonts w:ascii="Times New Roman" w:eastAsia="Times New Roman" w:hAnsi="Times New Roman" w:cs="Times New Roman"/>
@@ -20504,7 +19884,6 @@
               </w:rPr>
               <w:t xml:space="preserve"> </w:t>
             </w:r>
-            <w:proofErr w:type="spellStart"/>
             <w:r>
               <w:rPr>
                 <w:rFonts w:ascii="Times New Roman" w:eastAsia="Times New Roman" w:hAnsi="Times New Roman" w:cs="Times New Roman"/>
@@ -20515,7 +19894,6 @@
               </w:rPr>
               <w:t>radofilai</w:t>
             </w:r>
-            <w:proofErr w:type="spellEnd"/>
           </w:p>
         </w:tc>
         <w:tc>
@@ -20862,7 +20240,6 @@
                 <w:szCs w:val="20"/>
               </w:rPr>
             </w:pPr>
-            <w:proofErr w:type="spellStart"/>
             <w:r>
               <w:rPr>
                 <w:rFonts w:ascii="Times New Roman" w:eastAsia="Times New Roman" w:hAnsi="Times New Roman" w:cs="Times New Roman"/>
@@ -20873,7 +20250,6 @@
               </w:rPr>
               <w:t>Cacajao</w:t>
             </w:r>
-            <w:proofErr w:type="spellEnd"/>
             <w:r>
               <w:rPr>
                 <w:rFonts w:ascii="Times New Roman" w:eastAsia="Times New Roman" w:hAnsi="Times New Roman" w:cs="Times New Roman"/>
@@ -22734,7 +22110,6 @@
                 <w:szCs w:val="20"/>
               </w:rPr>
             </w:pPr>
-            <w:proofErr w:type="spellStart"/>
             <w:r>
               <w:rPr>
                 <w:rFonts w:ascii="Times New Roman" w:eastAsia="Times New Roman" w:hAnsi="Times New Roman" w:cs="Times New Roman"/>
@@ -22745,7 +22120,6 @@
               </w:rPr>
               <w:t>Cheirogaleus</w:t>
             </w:r>
-            <w:proofErr w:type="spellEnd"/>
             <w:r>
               <w:rPr>
                 <w:rFonts w:ascii="Times New Roman" w:eastAsia="Times New Roman" w:hAnsi="Times New Roman" w:cs="Times New Roman"/>
@@ -23112,7 +22486,6 @@
                 <w:szCs w:val="20"/>
               </w:rPr>
             </w:pPr>
-            <w:proofErr w:type="spellStart"/>
             <w:r>
               <w:rPr>
                 <w:rFonts w:ascii="Times New Roman" w:eastAsia="Times New Roman" w:hAnsi="Times New Roman" w:cs="Times New Roman"/>
@@ -23123,7 +22496,6 @@
               </w:rPr>
               <w:t>Cheirogaleus</w:t>
             </w:r>
-            <w:proofErr w:type="spellEnd"/>
             <w:r>
               <w:rPr>
                 <w:rFonts w:ascii="Times New Roman" w:eastAsia="Times New Roman" w:hAnsi="Times New Roman" w:cs="Times New Roman"/>
@@ -23490,7 +22862,6 @@
                 <w:szCs w:val="20"/>
               </w:rPr>
             </w:pPr>
-            <w:proofErr w:type="spellStart"/>
             <w:r>
               <w:rPr>
                 <w:rFonts w:ascii="Times New Roman" w:eastAsia="Times New Roman" w:hAnsi="Times New Roman" w:cs="Times New Roman"/>
@@ -23501,7 +22872,6 @@
               </w:rPr>
               <w:t>Chiropotes</w:t>
             </w:r>
-            <w:proofErr w:type="spellEnd"/>
             <w:r>
               <w:rPr>
                 <w:rFonts w:ascii="Times New Roman" w:eastAsia="Times New Roman" w:hAnsi="Times New Roman" w:cs="Times New Roman"/>
@@ -23512,7 +22882,6 @@
               </w:rPr>
               <w:t xml:space="preserve"> </w:t>
             </w:r>
-            <w:proofErr w:type="spellStart"/>
             <w:r>
               <w:rPr>
                 <w:rFonts w:ascii="Times New Roman" w:eastAsia="Times New Roman" w:hAnsi="Times New Roman" w:cs="Times New Roman"/>
@@ -23533,7 +22902,6 @@
               </w:rPr>
               <w:t>atanas</w:t>
             </w:r>
-            <w:proofErr w:type="spellEnd"/>
           </w:p>
         </w:tc>
         <w:tc>
@@ -24622,7 +23990,6 @@
                 <w:szCs w:val="20"/>
               </w:rPr>
             </w:pPr>
-            <w:proofErr w:type="spellStart"/>
             <w:r>
               <w:rPr>
                 <w:rFonts w:ascii="Times New Roman" w:eastAsia="Times New Roman" w:hAnsi="Times New Roman" w:cs="Times New Roman"/>
@@ -24633,7 +24000,6 @@
               </w:rPr>
               <w:t>Eulemur</w:t>
             </w:r>
-            <w:proofErr w:type="spellEnd"/>
             <w:r>
               <w:rPr>
                 <w:rFonts w:ascii="Times New Roman" w:eastAsia="Times New Roman" w:hAnsi="Times New Roman" w:cs="Times New Roman"/>
@@ -25404,7 +24770,6 @@
                 <w:szCs w:val="20"/>
               </w:rPr>
             </w:pPr>
-            <w:proofErr w:type="spellStart"/>
             <w:r>
               <w:rPr>
                 <w:rFonts w:ascii="Times New Roman" w:eastAsia="Times New Roman" w:hAnsi="Times New Roman" w:cs="Times New Roman"/>
@@ -25415,7 +24780,6 @@
               </w:rPr>
               <w:t>Galeopterus</w:t>
             </w:r>
-            <w:proofErr w:type="spellEnd"/>
             <w:r>
               <w:rPr>
                 <w:rFonts w:ascii="Times New Roman" w:eastAsia="Times New Roman" w:hAnsi="Times New Roman" w:cs="Times New Roman"/>
@@ -25792,7 +25156,6 @@
               </w:rPr>
               <w:t xml:space="preserve"> </w:t>
             </w:r>
-            <w:proofErr w:type="spellStart"/>
             <w:r>
               <w:rPr>
                 <w:rFonts w:ascii="Times New Roman" w:eastAsia="Times New Roman" w:hAnsi="Times New Roman" w:cs="Times New Roman"/>
@@ -25803,7 +25166,6 @@
               </w:rPr>
               <w:t>gorilla</w:t>
             </w:r>
-            <w:proofErr w:type="spellEnd"/>
           </w:p>
         </w:tc>
         <w:tc>
@@ -26150,7 +25512,6 @@
                 <w:szCs w:val="20"/>
               </w:rPr>
             </w:pPr>
-            <w:proofErr w:type="spellStart"/>
             <w:r>
               <w:rPr>
                 <w:rFonts w:ascii="Times New Roman" w:eastAsia="Times New Roman" w:hAnsi="Times New Roman" w:cs="Times New Roman"/>
@@ -26161,7 +25522,6 @@
               </w:rPr>
               <w:t>Hapalemur</w:t>
             </w:r>
-            <w:proofErr w:type="spellEnd"/>
             <w:r>
               <w:rPr>
                 <w:rFonts w:ascii="Times New Roman" w:eastAsia="Times New Roman" w:hAnsi="Times New Roman" w:cs="Times New Roman"/>
@@ -27300,7 +26660,6 @@
               </w:rPr>
               <w:t xml:space="preserve"> </w:t>
             </w:r>
-            <w:proofErr w:type="spellStart"/>
             <w:r>
               <w:rPr>
                 <w:rFonts w:ascii="Times New Roman" w:eastAsia="Times New Roman" w:hAnsi="Times New Roman" w:cs="Times New Roman"/>
@@ -27311,7 +26670,6 @@
               </w:rPr>
               <w:t>indri</w:t>
             </w:r>
-            <w:proofErr w:type="spellEnd"/>
           </w:p>
         </w:tc>
         <w:tc>
@@ -27678,7 +27036,6 @@
               </w:rPr>
               <w:t xml:space="preserve"> </w:t>
             </w:r>
-            <w:proofErr w:type="spellStart"/>
             <w:r>
               <w:rPr>
                 <w:rFonts w:ascii="Times New Roman" w:eastAsia="Times New Roman" w:hAnsi="Times New Roman" w:cs="Times New Roman"/>
@@ -27689,7 +27046,6 @@
               </w:rPr>
               <w:t>catta</w:t>
             </w:r>
-            <w:proofErr w:type="spellEnd"/>
           </w:p>
         </w:tc>
         <w:tc>
@@ -28036,7 +27392,6 @@
                 <w:szCs w:val="20"/>
               </w:rPr>
             </w:pPr>
-            <w:proofErr w:type="spellStart"/>
             <w:r>
               <w:rPr>
                 <w:rFonts w:ascii="Times New Roman" w:eastAsia="Times New Roman" w:hAnsi="Times New Roman" w:cs="Times New Roman"/>
@@ -28047,7 +27402,6 @@
               </w:rPr>
               <w:t>Lepilemur</w:t>
             </w:r>
-            <w:proofErr w:type="spellEnd"/>
             <w:r>
               <w:rPr>
                 <w:rFonts w:ascii="Times New Roman" w:eastAsia="Times New Roman" w:hAnsi="Times New Roman" w:cs="Times New Roman"/>
@@ -28413,7 +27767,6 @@
                 <w:szCs w:val="20"/>
               </w:rPr>
             </w:pPr>
-            <w:proofErr w:type="spellStart"/>
             <w:r>
               <w:rPr>
                 <w:rFonts w:ascii="Times New Roman" w:eastAsia="Times New Roman" w:hAnsi="Times New Roman" w:cs="Times New Roman"/>
@@ -28424,7 +27777,6 @@
               </w:rPr>
               <w:t>Lophocebus</w:t>
             </w:r>
-            <w:proofErr w:type="spellEnd"/>
             <w:r>
               <w:rPr>
                 <w:rFonts w:ascii="Times New Roman" w:eastAsia="Times New Roman" w:hAnsi="Times New Roman" w:cs="Times New Roman"/>
@@ -28435,7 +27787,6 @@
               </w:rPr>
               <w:t xml:space="preserve"> </w:t>
             </w:r>
-            <w:proofErr w:type="spellStart"/>
             <w:r>
               <w:rPr>
                 <w:rFonts w:ascii="Times New Roman" w:eastAsia="Times New Roman" w:hAnsi="Times New Roman" w:cs="Times New Roman"/>
@@ -28446,7 +27797,6 @@
               </w:rPr>
               <w:t>albigena</w:t>
             </w:r>
-            <w:proofErr w:type="spellEnd"/>
           </w:p>
         </w:tc>
         <w:tc>
@@ -28813,7 +28163,6 @@
               </w:rPr>
               <w:t xml:space="preserve"> </w:t>
             </w:r>
-            <w:proofErr w:type="spellStart"/>
             <w:r>
               <w:rPr>
                 <w:rFonts w:ascii="Times New Roman" w:eastAsia="Times New Roman" w:hAnsi="Times New Roman" w:cs="Times New Roman"/>
@@ -28824,7 +28173,6 @@
               </w:rPr>
               <w:t>tardigradus</w:t>
             </w:r>
-            <w:proofErr w:type="spellEnd"/>
           </w:p>
         </w:tc>
         <w:tc>
@@ -30308,7 +29656,6 @@
                 <w:szCs w:val="20"/>
               </w:rPr>
             </w:pPr>
-            <w:proofErr w:type="spellStart"/>
             <w:r>
               <w:rPr>
                 <w:rFonts w:ascii="Times New Roman" w:eastAsia="Times New Roman" w:hAnsi="Times New Roman" w:cs="Times New Roman"/>
@@ -30319,7 +29666,6 @@
               </w:rPr>
               <w:t>Miopithecus</w:t>
             </w:r>
-            <w:proofErr w:type="spellEnd"/>
             <w:r>
               <w:rPr>
                 <w:rFonts w:ascii="Times New Roman" w:eastAsia="Times New Roman" w:hAnsi="Times New Roman" w:cs="Times New Roman"/>
@@ -31081,7 +30427,6 @@
               </w:rPr>
               <w:t xml:space="preserve"> </w:t>
             </w:r>
-            <w:proofErr w:type="spellStart"/>
             <w:r>
               <w:rPr>
                 <w:rFonts w:ascii="Times New Roman" w:eastAsia="Times New Roman" w:hAnsi="Times New Roman" w:cs="Times New Roman"/>
@@ -31092,7 +30437,6 @@
               </w:rPr>
               <w:t>larvatus</w:t>
             </w:r>
-            <w:proofErr w:type="spellEnd"/>
           </w:p>
         </w:tc>
         <w:tc>
@@ -31459,7 +30803,6 @@
               </w:rPr>
               <w:t xml:space="preserve"> </w:t>
             </w:r>
-            <w:proofErr w:type="spellStart"/>
             <w:r>
               <w:rPr>
                 <w:rFonts w:ascii="Times New Roman" w:eastAsia="Times New Roman" w:hAnsi="Times New Roman" w:cs="Times New Roman"/>
@@ -31470,7 +30813,6 @@
               </w:rPr>
               <w:t>coucang</w:t>
             </w:r>
-            <w:proofErr w:type="spellEnd"/>
           </w:p>
         </w:tc>
         <w:tc>
@@ -31837,7 +31179,6 @@
               </w:rPr>
               <w:t xml:space="preserve">. </w:t>
             </w:r>
-            <w:proofErr w:type="spellStart"/>
             <w:r>
               <w:rPr>
                 <w:rFonts w:ascii="Times New Roman" w:eastAsia="Times New Roman" w:hAnsi="Times New Roman" w:cs="Times New Roman"/>
@@ -31848,7 +31189,6 @@
               </w:rPr>
               <w:t>crassicaudatus</w:t>
             </w:r>
-            <w:proofErr w:type="spellEnd"/>
           </w:p>
         </w:tc>
         <w:tc>
@@ -32589,20 +31929,8 @@
                 <w:sz w:val="20"/>
                 <w:szCs w:val="20"/>
               </w:rPr>
-              <w:t xml:space="preserve"> </w:t>
-            </w:r>
-            <w:proofErr w:type="spellStart"/>
-            <w:r>
-              <w:rPr>
-                <w:rFonts w:ascii="Times New Roman" w:eastAsia="Times New Roman" w:hAnsi="Times New Roman" w:cs="Times New Roman"/>
-                <w:i/>
-                <w:color w:val="000000"/>
-                <w:sz w:val="20"/>
-                <w:szCs w:val="20"/>
-              </w:rPr>
-              <w:t>anubis</w:t>
-            </w:r>
-            <w:proofErr w:type="spellEnd"/>
+              <w:t xml:space="preserve"> anubis</w:t>
+            </w:r>
           </w:p>
         </w:tc>
         <w:tc>
@@ -32949,7 +32277,6 @@
                 <w:szCs w:val="20"/>
               </w:rPr>
             </w:pPr>
-            <w:proofErr w:type="spellStart"/>
             <w:r>
               <w:rPr>
                 <w:rFonts w:ascii="Times New Roman" w:eastAsia="Times New Roman" w:hAnsi="Times New Roman" w:cs="Times New Roman"/>
@@ -32960,7 +32287,6 @@
               </w:rPr>
               <w:t>Perodicticus</w:t>
             </w:r>
-            <w:proofErr w:type="spellEnd"/>
             <w:r>
               <w:rPr>
                 <w:rFonts w:ascii="Times New Roman" w:eastAsia="Times New Roman" w:hAnsi="Times New Roman" w:cs="Times New Roman"/>
@@ -33327,7 +32653,6 @@
                 <w:szCs w:val="20"/>
               </w:rPr>
             </w:pPr>
-            <w:proofErr w:type="spellStart"/>
             <w:r>
               <w:rPr>
                 <w:rFonts w:ascii="Times New Roman" w:eastAsia="Times New Roman" w:hAnsi="Times New Roman" w:cs="Times New Roman"/>
@@ -33338,7 +32663,6 @@
               </w:rPr>
               <w:t>Piliocolobus</w:t>
             </w:r>
-            <w:proofErr w:type="spellEnd"/>
             <w:r>
               <w:rPr>
                 <w:rFonts w:ascii="Times New Roman" w:eastAsia="Times New Roman" w:hAnsi="Times New Roman" w:cs="Times New Roman"/>
@@ -33725,7 +33049,6 @@
               </w:rPr>
               <w:t xml:space="preserve"> </w:t>
             </w:r>
-            <w:proofErr w:type="spellStart"/>
             <w:r>
               <w:rPr>
                 <w:rFonts w:ascii="Times New Roman" w:eastAsia="Times New Roman" w:hAnsi="Times New Roman" w:cs="Times New Roman"/>
@@ -33746,7 +33069,6 @@
               </w:rPr>
               <w:t>ithecia</w:t>
             </w:r>
-            <w:proofErr w:type="spellEnd"/>
           </w:p>
         </w:tc>
         <w:tc>
@@ -34469,7 +33791,6 @@
                 <w:szCs w:val="20"/>
               </w:rPr>
             </w:pPr>
-            <w:proofErr w:type="spellStart"/>
             <w:r>
               <w:rPr>
                 <w:rFonts w:ascii="Times New Roman" w:eastAsia="Times New Roman" w:hAnsi="Times New Roman" w:cs="Times New Roman"/>
@@ -34481,7 +33802,6 @@
               <w:lastRenderedPageBreak/>
               <w:t>Prolemur</w:t>
             </w:r>
-            <w:proofErr w:type="spellEnd"/>
             <w:r>
               <w:rPr>
                 <w:rFonts w:ascii="Times New Roman" w:eastAsia="Times New Roman" w:hAnsi="Times New Roman" w:cs="Times New Roman"/>
@@ -34848,7 +34168,6 @@
                 <w:szCs w:val="20"/>
               </w:rPr>
             </w:pPr>
-            <w:proofErr w:type="spellStart"/>
             <w:r>
               <w:rPr>
                 <w:rFonts w:ascii="Times New Roman" w:eastAsia="Times New Roman" w:hAnsi="Times New Roman" w:cs="Times New Roman"/>
@@ -34859,7 +34178,6 @@
               </w:rPr>
               <w:t>Propithecus</w:t>
             </w:r>
-            <w:proofErr w:type="spellEnd"/>
             <w:r>
               <w:rPr>
                 <w:rFonts w:ascii="Times New Roman" w:eastAsia="Times New Roman" w:hAnsi="Times New Roman" w:cs="Times New Roman"/>
@@ -34870,7 +34188,6 @@
               </w:rPr>
               <w:t xml:space="preserve"> </w:t>
             </w:r>
-            <w:proofErr w:type="spellStart"/>
             <w:r>
               <w:rPr>
                 <w:rFonts w:ascii="Times New Roman" w:eastAsia="Times New Roman" w:hAnsi="Times New Roman" w:cs="Times New Roman"/>
@@ -34881,7 +34198,6 @@
               </w:rPr>
               <w:t>verreauxi</w:t>
             </w:r>
-            <w:proofErr w:type="spellEnd"/>
           </w:p>
         </w:tc>
         <w:tc>
@@ -35228,7 +34544,6 @@
                 <w:szCs w:val="20"/>
               </w:rPr>
             </w:pPr>
-            <w:proofErr w:type="spellStart"/>
             <w:r>
               <w:rPr>
                 <w:rFonts w:ascii="Times New Roman" w:eastAsia="Times New Roman" w:hAnsi="Times New Roman" w:cs="Times New Roman"/>
@@ -35239,7 +34554,6 @@
               </w:rPr>
               <w:t>Ptilocercus</w:t>
             </w:r>
-            <w:proofErr w:type="spellEnd"/>
             <w:r>
               <w:rPr>
                 <w:rFonts w:ascii="Times New Roman" w:eastAsia="Times New Roman" w:hAnsi="Times New Roman" w:cs="Times New Roman"/>
@@ -35626,7 +34940,6 @@
               </w:rPr>
               <w:t xml:space="preserve"> </w:t>
             </w:r>
-            <w:proofErr w:type="spellStart"/>
             <w:r>
               <w:rPr>
                 <w:rFonts w:ascii="Times New Roman" w:eastAsia="Times New Roman" w:hAnsi="Times New Roman" w:cs="Times New Roman"/>
@@ -35637,7 +34950,6 @@
               </w:rPr>
               <w:t>sciureus</w:t>
             </w:r>
-            <w:proofErr w:type="spellEnd"/>
           </w:p>
         </w:tc>
         <w:tc>
@@ -35984,7 +35296,6 @@
                 <w:szCs w:val="20"/>
               </w:rPr>
             </w:pPr>
-            <w:proofErr w:type="spellStart"/>
             <w:r>
               <w:rPr>
                 <w:rFonts w:ascii="Times New Roman" w:eastAsia="Times New Roman" w:hAnsi="Times New Roman" w:cs="Times New Roman"/>
@@ -35995,7 +35306,6 @@
               </w:rPr>
               <w:t>Tarsius</w:t>
             </w:r>
-            <w:proofErr w:type="spellEnd"/>
             <w:r>
               <w:rPr>
                 <w:rFonts w:ascii="Times New Roman" w:eastAsia="Times New Roman" w:hAnsi="Times New Roman" w:cs="Times New Roman"/>
@@ -36381,7 +35691,6 @@
               </w:rPr>
               <w:t xml:space="preserve"> </w:t>
             </w:r>
-            <w:proofErr w:type="spellStart"/>
             <w:r>
               <w:rPr>
                 <w:rFonts w:ascii="Times New Roman" w:eastAsia="Times New Roman" w:hAnsi="Times New Roman" w:cs="Times New Roman"/>
@@ -36392,7 +35701,6 @@
               </w:rPr>
               <w:t>glis</w:t>
             </w:r>
-            <w:proofErr w:type="spellEnd"/>
           </w:p>
         </w:tc>
         <w:tc>
@@ -36739,7 +36047,6 @@
                 <w:szCs w:val="20"/>
               </w:rPr>
             </w:pPr>
-            <w:proofErr w:type="spellStart"/>
             <w:r>
               <w:rPr>
                 <w:rFonts w:ascii="Times New Roman" w:eastAsia="Times New Roman" w:hAnsi="Times New Roman" w:cs="Times New Roman"/>
@@ -36750,7 +36057,6 @@
               </w:rPr>
               <w:t>Varecia</w:t>
             </w:r>
-            <w:proofErr w:type="spellEnd"/>
             <w:r>
               <w:rPr>
                 <w:rFonts w:ascii="Times New Roman" w:eastAsia="Times New Roman" w:hAnsi="Times New Roman" w:cs="Times New Roman"/>
@@ -38593,6 +37899,7 @@
       </w:pPr>
     </w:p>
     <w:p>
+      <w:bookmarkStart w:id="5" w:name="OLE_LINK2"/>
       <w:r>
         <w:rPr>
           <w:rFonts w:ascii="Times New Roman" w:hAnsi="Times New Roman" w:cs="Times New Roman"/>
@@ -38620,6 +37927,7 @@
         </w:rPr>
         <w:t>6</w:t>
       </w:r>
+      <w:bookmarkEnd w:id="5"/>
       <w:r>
         <w:rPr>
           <w:rFonts w:ascii="Times New Roman" w:hAnsi="Times New Roman" w:cs="Times New Roman"/>
@@ -38662,7 +37970,6 @@
         </w:rPr>
         <w:t xml:space="preserve"> = radius (in mm) of the vertebral artery calculated as the radius of the transverse foramen / 1.4;   </w:t>
       </w:r>
-      <w:proofErr w:type="spellStart"/>
       <w:r>
         <w:rPr>
           <w:rFonts w:ascii="Times New Roman" w:eastAsia="Times New Roman" w:hAnsi="Times New Roman" w:cs="Times New Roman"/>
@@ -38682,7 +37989,6 @@
         </w:rPr>
         <w:t>ICA</w:t>
       </w:r>
-      <w:proofErr w:type="spellEnd"/>
       <w:r>
         <w:rPr>
           <w:rFonts w:ascii="Times New Roman" w:eastAsia="Times New Roman" w:hAnsi="Times New Roman" w:cs="Times New Roman"/>
@@ -38728,17 +38034,7 @@
           <w:sz w:val="20"/>
           <w:szCs w:val="20"/>
         </w:rPr>
-        <w:t xml:space="preserve">; </w:t>
-      </w:r>
-      <w:proofErr w:type="spellStart"/>
-      <w:r>
-        <w:rPr>
-          <w:rFonts w:ascii="Times New Roman" w:eastAsia="Times New Roman" w:hAnsi="Times New Roman" w:cs="Times New Roman"/>
-          <w:color w:val="000000"/>
-          <w:sz w:val="20"/>
-          <w:szCs w:val="20"/>
-        </w:rPr>
-        <w:t>τ</w:t>
+        <w:t>; τ</w:t>
       </w:r>
       <w:r>
         <w:rPr>
@@ -38760,7 +38056,6 @@
         </w:rPr>
         <w:t>A</w:t>
       </w:r>
-      <w:proofErr w:type="spellEnd"/>
       <w:r>
         <w:rPr>
           <w:rFonts w:ascii="Times New Roman" w:eastAsia="Times New Roman" w:hAnsi="Times New Roman" w:cs="Times New Roman"/>
@@ -38843,7 +38138,6 @@
         </w:rPr>
         <w:t xml:space="preserve">. = </w:t>
       </w:r>
-      <w:proofErr w:type="spellStart"/>
       <w:r>
         <w:rPr>
           <w:rFonts w:ascii="Times New Roman" w:hAnsi="Times New Roman" w:cs="Times New Roman"/>
@@ -38853,7 +38147,6 @@
         </w:rPr>
         <w:t>Daubentonia</w:t>
       </w:r>
-      <w:proofErr w:type="spellEnd"/>
       <w:r>
         <w:rPr>
           <w:rFonts w:ascii="Times New Roman" w:hAnsi="Times New Roman" w:cs="Times New Roman"/>
@@ -38877,16 +38170,7 @@
           <w:sz w:val="20"/>
           <w:szCs w:val="20"/>
         </w:rPr>
-        <w:t xml:space="preserve">. </w:t>
-      </w:r>
-      <w:proofErr w:type="gramStart"/>
-      <w:r>
-        <w:rPr>
-          <w:rFonts w:ascii="Times New Roman" w:hAnsi="Times New Roman" w:cs="Times New Roman"/>
-          <w:sz w:val="20"/>
-          <w:szCs w:val="20"/>
-        </w:rPr>
-        <w:t xml:space="preserve">= </w:t>
+        <w:t xml:space="preserve">. = </w:t>
       </w:r>
       <w:r>
         <w:rPr>
@@ -38905,7 +38189,6 @@
         </w:rPr>
         <w:t>Mandrillus</w:t>
       </w:r>
-      <w:proofErr w:type="gramEnd"/>
       <w:r>
         <w:rPr>
           <w:rFonts w:ascii="Times New Roman" w:hAnsi="Times New Roman" w:cs="Times New Roman"/>
@@ -38930,27 +38213,7 @@
           <w:sz w:val="20"/>
           <w:szCs w:val="20"/>
         </w:rPr>
-        <w:t xml:space="preserve"> </w:t>
-      </w:r>
-      <w:proofErr w:type="spellStart"/>
-      <w:r>
-        <w:rPr>
-          <w:rFonts w:ascii="Times New Roman" w:hAnsi="Times New Roman" w:cs="Times New Roman"/>
-          <w:i/>
-          <w:sz w:val="20"/>
-          <w:szCs w:val="20"/>
-        </w:rPr>
-        <w:t>Otolemur</w:t>
-      </w:r>
-      <w:proofErr w:type="spellEnd"/>
-      <w:r>
-        <w:rPr>
-          <w:rFonts w:ascii="Times New Roman" w:hAnsi="Times New Roman" w:cs="Times New Roman"/>
-          <w:i/>
-          <w:sz w:val="20"/>
-          <w:szCs w:val="20"/>
-        </w:rPr>
-        <w:t>.</w:t>
+        <w:t xml:space="preserve"> Otolemur.</w:t>
       </w:r>
     </w:p>
     <w:p>
@@ -39817,26 +39080,6 @@
 </file>
 
 <file path=customXml/item1.xml><?xml version="1.0" encoding="utf-8"?>
-<p:properties xmlns:p="http://schemas.microsoft.com/office/2006/metadata/properties" xmlns:xsi="http://www.w3.org/2001/XMLSchema-instance" xmlns:pc="http://schemas.microsoft.com/office/infopath/2007/PartnerControls">
-  <documentManagement>
-    <TaxCatchAll xmlns="3bad6c6a-329d-45e9-b8b0-1ebecc8a8764" xsi:nil="true"/>
-    <lcf76f155ced4ddcb4097134ff3c332f xmlns="8e1efd23-f4ba-42d2-85fd-6a510437bae6">
-      <Terms xmlns="http://schemas.microsoft.com/office/infopath/2007/PartnerControls"/>
-    </lcf76f155ced4ddcb4097134ff3c332f>
-  </documentManagement>
-</p:properties>
-</file>
-
-<file path=customXml/item2.xml><?xml version="1.0" encoding="utf-8"?>
-<?mso-contentType ?>
-<FormTemplates xmlns="http://schemas.microsoft.com/sharepoint/v3/contenttype/forms">
-  <Display>DocumentLibraryForm</Display>
-  <Edit>DocumentLibraryForm</Edit>
-  <New>DocumentLibraryForm</New>
-</FormTemplates>
-</file>
-
-<file path=customXml/item3.xml><?xml version="1.0" encoding="utf-8"?>
 <ct:contentTypeSchema xmlns:ct="http://schemas.microsoft.com/office/2006/metadata/contentType" xmlns:ma="http://schemas.microsoft.com/office/2006/metadata/properties/metaAttributes" ct:_="" ma:_="" ma:contentTypeName="Document" ma:contentTypeID="0x0101009B0162F312A93D41AE706303C1572F17" ma:contentTypeVersion="18" ma:contentTypeDescription="Create a new document." ma:contentTypeScope="" ma:versionID="3dd70bd28c77d4108edb5ca6812bb84f">
   <xsd:schema xmlns:xsd="http://www.w3.org/2001/XMLSchema" xmlns:xs="http://www.w3.org/2001/XMLSchema" xmlns:p="http://schemas.microsoft.com/office/2006/metadata/properties" xmlns:ns2="8e1efd23-f4ba-42d2-85fd-6a510437bae6" xmlns:ns3="3bad6c6a-329d-45e9-b8b0-1ebecc8a8764" targetNamespace="http://schemas.microsoft.com/office/2006/metadata/properties" ma:root="true" ma:fieldsID="4cd59d6f2988212fc297a6d404d3fed4" ns2:_="" ns3:_="">
     <xsd:import namespace="8e1efd23-f4ba-42d2-85fd-6a510437bae6"/>
@@ -40091,30 +39334,31 @@
 </ct:contentTypeSchema>
 </file>
 
+<file path=customXml/item2.xml><?xml version="1.0" encoding="utf-8"?>
+<?mso-contentType ?>
+<FormTemplates xmlns="http://schemas.microsoft.com/sharepoint/v3/contenttype/forms">
+  <Display>DocumentLibraryForm</Display>
+  <Edit>DocumentLibraryForm</Edit>
+  <New>DocumentLibraryForm</New>
+</FormTemplates>
+</file>
+
+<file path=customXml/item3.xml><?xml version="1.0" encoding="utf-8"?>
+<p:properties xmlns:p="http://schemas.microsoft.com/office/2006/metadata/properties" xmlns:xsi="http://www.w3.org/2001/XMLSchema-instance" xmlns:pc="http://schemas.microsoft.com/office/infopath/2007/PartnerControls">
+  <documentManagement>
+    <TaxCatchAll xmlns="3bad6c6a-329d-45e9-b8b0-1ebecc8a8764" xsi:nil="true"/>
+    <lcf76f155ced4ddcb4097134ff3c332f xmlns="8e1efd23-f4ba-42d2-85fd-6a510437bae6">
+      <Terms xmlns="http://schemas.microsoft.com/office/infopath/2007/PartnerControls"/>
+    </lcf76f155ced4ddcb4097134ff3c332f>
+  </documentManagement>
+</p:properties>
+</file>
+
 <file path=customXml/item4.xml><?xml version="1.0" encoding="utf-8"?>
 <b:Sources xmlns:b="http://schemas.openxmlformats.org/officeDocument/2006/bibliography" xmlns="http://schemas.openxmlformats.org/officeDocument/2006/bibliography" SelectedStyle="\APASixthEditionOfficeOnline.xsl" StyleName="APA" Version="6"/>
 </file>
 
 <file path=customXml/itemProps1.xml><?xml version="1.0" encoding="utf-8"?>
-<ds:datastoreItem xmlns:ds="http://schemas.openxmlformats.org/officeDocument/2006/customXml" ds:itemID="{2367D4C6-36D4-4AE7-A1B3-7D5D6FCC5F69}">
-  <ds:schemaRefs>
-    <ds:schemaRef ds:uri="http://schemas.microsoft.com/office/2006/metadata/properties"/>
-    <ds:schemaRef ds:uri="http://schemas.microsoft.com/office/infopath/2007/PartnerControls"/>
-    <ds:schemaRef ds:uri="3bad6c6a-329d-45e9-b8b0-1ebecc8a8764"/>
-    <ds:schemaRef ds:uri="8e1efd23-f4ba-42d2-85fd-6a510437bae6"/>
-  </ds:schemaRefs>
-</ds:datastoreItem>
-</file>
-
-<file path=customXml/itemProps2.xml><?xml version="1.0" encoding="utf-8"?>
-<ds:datastoreItem xmlns:ds="http://schemas.openxmlformats.org/officeDocument/2006/customXml" ds:itemID="{180F9D90-9A91-4E89-83E4-E156B6FE14B7}">
-  <ds:schemaRefs>
-    <ds:schemaRef ds:uri="http://schemas.microsoft.com/sharepoint/v3/contenttype/forms"/>
-  </ds:schemaRefs>
-</ds:datastoreItem>
-</file>
-
-<file path=customXml/itemProps3.xml><?xml version="1.0" encoding="utf-8"?>
 <ds:datastoreItem xmlns:ds="http://schemas.openxmlformats.org/officeDocument/2006/customXml" ds:itemID="{F0B6E423-9069-42F0-A1D2-B210FD8A057E}">
   <ds:schemaRefs>
     <ds:schemaRef ds:uri="http://schemas.microsoft.com/office/2006/metadata/contentType"/>
@@ -40133,6 +39377,25 @@
 </ds:datastoreItem>
 </file>
 
+<file path=customXml/itemProps2.xml><?xml version="1.0" encoding="utf-8"?>
+<ds:datastoreItem xmlns:ds="http://schemas.openxmlformats.org/officeDocument/2006/customXml" ds:itemID="{180F9D90-9A91-4E89-83E4-E156B6FE14B7}">
+  <ds:schemaRefs>
+    <ds:schemaRef ds:uri="http://schemas.microsoft.com/sharepoint/v3/contenttype/forms"/>
+  </ds:schemaRefs>
+</ds:datastoreItem>
+</file>
+
+<file path=customXml/itemProps3.xml><?xml version="1.0" encoding="utf-8"?>
+<ds:datastoreItem xmlns:ds="http://schemas.openxmlformats.org/officeDocument/2006/customXml" ds:itemID="{2367D4C6-36D4-4AE7-A1B3-7D5D6FCC5F69}">
+  <ds:schemaRefs>
+    <ds:schemaRef ds:uri="http://schemas.microsoft.com/office/2006/metadata/properties"/>
+    <ds:schemaRef ds:uri="http://schemas.microsoft.com/office/infopath/2007/PartnerControls"/>
+    <ds:schemaRef ds:uri="3bad6c6a-329d-45e9-b8b0-1ebecc8a8764"/>
+    <ds:schemaRef ds:uri="8e1efd23-f4ba-42d2-85fd-6a510437bae6"/>
+  </ds:schemaRefs>
+</ds:datastoreItem>
+</file>
+
 <file path=customXml/itemProps4.xml><?xml version="1.0" encoding="utf-8"?>
 <ds:datastoreItem xmlns:ds="http://schemas.openxmlformats.org/officeDocument/2006/customXml" ds:itemID="{EAA4640F-8ABB-46FE-9303-41A8D6A44E9A}">
   <ds:schemaRefs>
